--- a/docs/QA Documents/Acceptance Criteria.docx
+++ b/docs/QA Documents/Acceptance Criteria.docx
@@ -2122,6 +2122,627 @@
     <w:p>
       <w:pPr>
         <w:rPr>
+          <w:rFonts w:ascii="Arial" w:hAnsi="Arial" w:eastAsia="Aptos" w:cs="Arial"/>
+          <w:b w:val="0"/>
+          <w:bCs w:val="0"/>
+          <w:i w:val="0"/>
+          <w:iCs w:val="0"/>
+          <w:caps w:val="0"/>
+          <w:smallCaps w:val="0"/>
+          <w:noProof w:val="0"/>
+          <w:color w:val="000000" w:themeColor="text1" w:themeTint="FF" w:themeShade="FF"/>
+          <w:sz w:val="24"/>
+          <w:szCs w:val="24"/>
+          <w:lang w:val="en-GB"/>
+        </w:rPr>
+      </w:pPr>
+      <w:r>
+        <w:rPr>
+          <w:rFonts w:ascii="Arial" w:hAnsi="Arial" w:eastAsia="Aptos" w:cs="Arial"/>
+          <w:b w:val="1"/>
+          <w:bCs w:val="1"/>
+          <w:i w:val="0"/>
+          <w:iCs w:val="0"/>
+          <w:caps w:val="0"/>
+          <w:smallCaps w:val="0"/>
+          <w:noProof w:val="0"/>
+          <w:color w:val="000000" w:themeColor="text1" w:themeTint="FF" w:themeShade="FF"/>
+          <w:sz w:val="24"/>
+          <w:szCs w:val="24"/>
+          <w:lang w:val="en-GB"/>
+        </w:rPr>
+        <w:t>CSC-26 Implement Alumni Profile Entity and Management</w:t>
+      </w:r>
+    </w:p>
+    <w:p>
+      <w:pPr>
+        <w:pStyle w:val="Normal"/>
+        <w:numPr>
+          <w:ilvl w:val="0"/>
+          <w:numId w:val="32"/>
+        </w:numPr>
+        <w:rPr>
+          <w:rFonts w:ascii="Arial" w:hAnsi="Arial" w:eastAsia="Aptos" w:cs="Arial"/>
+          <w:b w:val="0"/>
+          <w:bCs w:val="0"/>
+          <w:i w:val="0"/>
+          <w:iCs w:val="0"/>
+          <w:caps w:val="0"/>
+          <w:smallCaps w:val="0"/>
+          <w:noProof w:val="0"/>
+          <w:color w:val="000000" w:themeColor="text1" w:themeTint="FF" w:themeShade="FF"/>
+          <w:sz w:val="24"/>
+          <w:szCs w:val="24"/>
+          <w:lang w:val="en-GB"/>
+        </w:rPr>
+      </w:pPr>
+      <w:r>
+        <w:rPr>
+          <w:rFonts w:ascii="Arial" w:hAnsi="Arial" w:eastAsia="Aptos" w:cs="Arial"/>
+          <w:b w:val="0"/>
+          <w:bCs w:val="0"/>
+          <w:i w:val="0"/>
+          <w:iCs w:val="0"/>
+          <w:caps w:val="0"/>
+          <w:smallCaps w:val="0"/>
+          <w:noProof w:val="0"/>
+          <w:color w:val="000000" w:themeColor="text1" w:themeTint="FF" w:themeShade="FF"/>
+          <w:sz w:val="24"/>
+          <w:szCs w:val="24"/>
+          <w:lang w:val="en-GB"/>
+        </w:rPr>
+        <w:t>Alumni profiles auto created on graduation approval.</w:t>
+      </w:r>
+    </w:p>
+    <w:p>
+      <w:pPr>
+        <w:pStyle w:val="Normal"/>
+        <w:numPr>
+          <w:ilvl w:val="0"/>
+          <w:numId w:val="32"/>
+        </w:numPr>
+        <w:rPr>
+          <w:rFonts w:ascii="Arial" w:hAnsi="Arial" w:eastAsia="Aptos" w:cs="Arial"/>
+          <w:b w:val="0"/>
+          <w:bCs w:val="0"/>
+          <w:i w:val="0"/>
+          <w:iCs w:val="0"/>
+          <w:caps w:val="0"/>
+          <w:smallCaps w:val="0"/>
+          <w:noProof w:val="0"/>
+          <w:color w:val="000000" w:themeColor="text1" w:themeTint="FF" w:themeShade="FF"/>
+          <w:sz w:val="24"/>
+          <w:szCs w:val="24"/>
+          <w:lang w:val="en-GB"/>
+        </w:rPr>
+      </w:pPr>
+      <w:r>
+        <w:rPr>
+          <w:rFonts w:ascii="Arial" w:hAnsi="Arial" w:eastAsia="Aptos" w:cs="Arial"/>
+          <w:b w:val="0"/>
+          <w:bCs w:val="0"/>
+          <w:i w:val="0"/>
+          <w:iCs w:val="0"/>
+          <w:caps w:val="0"/>
+          <w:smallCaps w:val="0"/>
+          <w:noProof w:val="0"/>
+          <w:color w:val="000000" w:themeColor="text1" w:themeTint="FF" w:themeShade="FF"/>
+          <w:sz w:val="24"/>
+          <w:szCs w:val="24"/>
+          <w:lang w:val="en-GB"/>
+        </w:rPr>
+        <w:t>Alumni can update their own profile.</w:t>
+      </w:r>
+    </w:p>
+    <w:p>
+      <w:pPr>
+        <w:pStyle w:val="Normal"/>
+        <w:numPr>
+          <w:ilvl w:val="0"/>
+          <w:numId w:val="32"/>
+        </w:numPr>
+        <w:rPr>
+          <w:rFonts w:ascii="Arial" w:hAnsi="Arial" w:eastAsia="Aptos" w:cs="Arial"/>
+          <w:b w:val="0"/>
+          <w:bCs w:val="0"/>
+          <w:i w:val="0"/>
+          <w:iCs w:val="0"/>
+          <w:caps w:val="0"/>
+          <w:smallCaps w:val="0"/>
+          <w:noProof w:val="0"/>
+          <w:color w:val="000000" w:themeColor="text1" w:themeTint="FF" w:themeShade="FF"/>
+          <w:sz w:val="24"/>
+          <w:szCs w:val="24"/>
+          <w:lang w:val="en-GB"/>
+        </w:rPr>
+      </w:pPr>
+      <w:r>
+        <w:rPr>
+          <w:rFonts w:ascii="Arial" w:hAnsi="Arial" w:eastAsia="Aptos" w:cs="Arial"/>
+          <w:b w:val="0"/>
+          <w:bCs w:val="0"/>
+          <w:i w:val="0"/>
+          <w:iCs w:val="0"/>
+          <w:caps w:val="0"/>
+          <w:smallCaps w:val="0"/>
+          <w:noProof w:val="0"/>
+          <w:color w:val="000000" w:themeColor="text1" w:themeTint="FF" w:themeShade="FF"/>
+          <w:sz w:val="24"/>
+          <w:szCs w:val="24"/>
+          <w:lang w:val="en-GB"/>
+        </w:rPr>
+        <w:t>Admins can view/search all alumni.</w:t>
+      </w:r>
+    </w:p>
+    <w:p>
+      <w:pPr>
+        <w:pStyle w:val="Normal"/>
+        <w:numPr>
+          <w:ilvl w:val="0"/>
+          <w:numId w:val="32"/>
+        </w:numPr>
+        <w:rPr>
+          <w:rFonts w:ascii="Arial" w:hAnsi="Arial" w:eastAsia="Aptos" w:cs="Arial"/>
+          <w:b w:val="0"/>
+          <w:bCs w:val="0"/>
+          <w:i w:val="0"/>
+          <w:iCs w:val="0"/>
+          <w:caps w:val="0"/>
+          <w:smallCaps w:val="0"/>
+          <w:noProof w:val="0"/>
+          <w:color w:val="000000" w:themeColor="text1" w:themeTint="FF" w:themeShade="FF"/>
+          <w:sz w:val="24"/>
+          <w:szCs w:val="24"/>
+          <w:lang w:val="en-GB"/>
+        </w:rPr>
+      </w:pPr>
+      <w:r>
+        <w:rPr>
+          <w:rFonts w:ascii="Arial" w:hAnsi="Arial" w:eastAsia="Aptos" w:cs="Arial"/>
+          <w:b w:val="0"/>
+          <w:bCs w:val="0"/>
+          <w:i w:val="0"/>
+          <w:iCs w:val="0"/>
+          <w:caps w:val="0"/>
+          <w:smallCaps w:val="0"/>
+          <w:noProof w:val="0"/>
+          <w:color w:val="000000" w:themeColor="text1" w:themeTint="FF" w:themeShade="FF"/>
+          <w:sz w:val="24"/>
+          <w:szCs w:val="24"/>
+          <w:lang w:val="en-GB"/>
+        </w:rPr>
+        <w:t>All operations logged in audit trail.</w:t>
+      </w:r>
+    </w:p>
+    <w:p>
+      <w:pPr>
+        <w:rPr>
+          <w:rFonts w:ascii="Arial" w:hAnsi="Arial" w:eastAsia="Aptos" w:cs="Arial"/>
+          <w:b w:val="0"/>
+          <w:bCs w:val="0"/>
+          <w:i w:val="0"/>
+          <w:iCs w:val="0"/>
+          <w:caps w:val="0"/>
+          <w:smallCaps w:val="0"/>
+          <w:noProof w:val="0"/>
+          <w:color w:val="000000" w:themeColor="text1" w:themeTint="FF" w:themeShade="FF"/>
+          <w:sz w:val="24"/>
+          <w:szCs w:val="24"/>
+          <w:lang w:val="en-GB"/>
+        </w:rPr>
+      </w:pPr>
+    </w:p>
+    <w:p>
+      <w:pPr>
+        <w:rPr>
+          <w:rFonts w:ascii="Arial" w:hAnsi="Arial" w:eastAsia="Aptos" w:cs="Arial"/>
+          <w:b w:val="0"/>
+          <w:bCs w:val="0"/>
+          <w:i w:val="0"/>
+          <w:iCs w:val="0"/>
+          <w:caps w:val="0"/>
+          <w:smallCaps w:val="0"/>
+          <w:noProof w:val="0"/>
+          <w:color w:val="000000" w:themeColor="text1" w:themeTint="FF" w:themeShade="FF"/>
+          <w:sz w:val="24"/>
+          <w:szCs w:val="24"/>
+          <w:lang w:val="en-GB"/>
+        </w:rPr>
+      </w:pPr>
+      <w:r>
+        <w:rPr>
+          <w:rFonts w:ascii="Arial" w:hAnsi="Arial" w:eastAsia="Aptos" w:cs="Arial"/>
+          <w:b w:val="1"/>
+          <w:bCs w:val="1"/>
+          <w:i w:val="0"/>
+          <w:iCs w:val="0"/>
+          <w:caps w:val="0"/>
+          <w:smallCaps w:val="0"/>
+          <w:noProof w:val="0"/>
+          <w:color w:val="000000" w:themeColor="text1" w:themeTint="FF" w:themeShade="FF"/>
+          <w:sz w:val="24"/>
+          <w:szCs w:val="24"/>
+          <w:lang w:val="en-GB"/>
+        </w:rPr>
+        <w:t>CSC-27 Implement Notification Service with Email/In-App Notifications</w:t>
+      </w:r>
+    </w:p>
+    <w:p>
+      <w:pPr>
+        <w:pStyle w:val="Normal"/>
+        <w:numPr>
+          <w:ilvl w:val="0"/>
+          <w:numId w:val="33"/>
+        </w:numPr>
+        <w:rPr>
+          <w:rFonts w:ascii="Arial" w:hAnsi="Arial" w:eastAsia="Aptos" w:cs="Arial"/>
+          <w:b w:val="0"/>
+          <w:bCs w:val="0"/>
+          <w:i w:val="0"/>
+          <w:iCs w:val="0"/>
+          <w:caps w:val="0"/>
+          <w:smallCaps w:val="0"/>
+          <w:noProof w:val="0"/>
+          <w:color w:val="000000" w:themeColor="text1" w:themeTint="FF" w:themeShade="FF"/>
+          <w:sz w:val="24"/>
+          <w:szCs w:val="24"/>
+          <w:lang w:val="en-GB"/>
+        </w:rPr>
+      </w:pPr>
+      <w:r>
+        <w:rPr>
+          <w:rFonts w:ascii="Arial" w:hAnsi="Arial" w:eastAsia="Aptos" w:cs="Arial"/>
+          <w:b w:val="0"/>
+          <w:bCs w:val="0"/>
+          <w:i w:val="0"/>
+          <w:iCs w:val="0"/>
+          <w:caps w:val="0"/>
+          <w:smallCaps w:val="0"/>
+          <w:noProof w:val="0"/>
+          <w:color w:val="000000" w:themeColor="text1" w:themeTint="FF" w:themeShade="FF"/>
+          <w:sz w:val="24"/>
+          <w:szCs w:val="24"/>
+          <w:lang w:val="en-GB"/>
+        </w:rPr>
+        <w:t>Notifications sent for enrollments, grade postings, and deadlines.</w:t>
+      </w:r>
+    </w:p>
+    <w:p>
+      <w:pPr>
+        <w:pStyle w:val="Normal"/>
+        <w:numPr>
+          <w:ilvl w:val="0"/>
+          <w:numId w:val="33"/>
+        </w:numPr>
+        <w:rPr>
+          <w:rFonts w:ascii="Arial" w:hAnsi="Arial" w:eastAsia="Aptos" w:cs="Arial"/>
+          <w:b w:val="0"/>
+          <w:bCs w:val="0"/>
+          <w:i w:val="0"/>
+          <w:iCs w:val="0"/>
+          <w:caps w:val="0"/>
+          <w:smallCaps w:val="0"/>
+          <w:noProof w:val="0"/>
+          <w:color w:val="000000" w:themeColor="text1" w:themeTint="FF" w:themeShade="FF"/>
+          <w:sz w:val="24"/>
+          <w:szCs w:val="24"/>
+          <w:lang w:val="en-GB"/>
+        </w:rPr>
+      </w:pPr>
+      <w:r>
+        <w:rPr>
+          <w:rFonts w:ascii="Arial" w:hAnsi="Arial" w:eastAsia="Aptos" w:cs="Arial"/>
+          <w:b w:val="0"/>
+          <w:bCs w:val="0"/>
+          <w:i w:val="0"/>
+          <w:iCs w:val="0"/>
+          <w:caps w:val="0"/>
+          <w:smallCaps w:val="0"/>
+          <w:noProof w:val="0"/>
+          <w:color w:val="000000" w:themeColor="text1" w:themeTint="FF" w:themeShade="FF"/>
+          <w:sz w:val="24"/>
+          <w:szCs w:val="24"/>
+          <w:lang w:val="en-GB"/>
+        </w:rPr>
+        <w:t>Users can configure notification preferences.</w:t>
+      </w:r>
+    </w:p>
+    <w:p>
+      <w:pPr>
+        <w:pStyle w:val="Normal"/>
+        <w:numPr>
+          <w:ilvl w:val="0"/>
+          <w:numId w:val="33"/>
+        </w:numPr>
+        <w:rPr>
+          <w:rFonts w:ascii="Arial" w:hAnsi="Arial" w:eastAsia="Aptos" w:cs="Arial"/>
+          <w:b w:val="0"/>
+          <w:bCs w:val="0"/>
+          <w:i w:val="0"/>
+          <w:iCs w:val="0"/>
+          <w:caps w:val="0"/>
+          <w:smallCaps w:val="0"/>
+          <w:noProof w:val="0"/>
+          <w:color w:val="000000" w:themeColor="text1" w:themeTint="FF" w:themeShade="FF"/>
+          <w:sz w:val="24"/>
+          <w:szCs w:val="24"/>
+          <w:lang w:val="en-GB"/>
+        </w:rPr>
+      </w:pPr>
+      <w:r>
+        <w:rPr>
+          <w:rFonts w:ascii="Arial" w:hAnsi="Arial" w:eastAsia="Aptos" w:cs="Arial"/>
+          <w:b w:val="0"/>
+          <w:bCs w:val="0"/>
+          <w:i w:val="0"/>
+          <w:iCs w:val="0"/>
+          <w:caps w:val="0"/>
+          <w:smallCaps w:val="0"/>
+          <w:noProof w:val="0"/>
+          <w:color w:val="000000" w:themeColor="text1" w:themeTint="FF" w:themeShade="FF"/>
+          <w:sz w:val="24"/>
+          <w:szCs w:val="24"/>
+          <w:lang w:val="en-GB"/>
+        </w:rPr>
+        <w:t>Real-time updates work.</w:t>
+      </w:r>
+    </w:p>
+    <w:p>
+      <w:pPr>
+        <w:pStyle w:val="Normal"/>
+        <w:numPr>
+          <w:ilvl w:val="0"/>
+          <w:numId w:val="33"/>
+        </w:numPr>
+        <w:rPr>
+          <w:rFonts w:ascii="Arial" w:hAnsi="Arial" w:eastAsia="Aptos" w:cs="Arial"/>
+          <w:b w:val="0"/>
+          <w:bCs w:val="0"/>
+          <w:i w:val="0"/>
+          <w:iCs w:val="0"/>
+          <w:caps w:val="0"/>
+          <w:smallCaps w:val="0"/>
+          <w:noProof w:val="0"/>
+          <w:color w:val="000000" w:themeColor="text1" w:themeTint="FF" w:themeShade="FF"/>
+          <w:sz w:val="24"/>
+          <w:szCs w:val="24"/>
+          <w:lang w:val="en-GB"/>
+        </w:rPr>
+      </w:pPr>
+      <w:r>
+        <w:rPr>
+          <w:rFonts w:ascii="Arial" w:hAnsi="Arial" w:eastAsia="Aptos" w:cs="Arial"/>
+          <w:b w:val="0"/>
+          <w:bCs w:val="0"/>
+          <w:i w:val="0"/>
+          <w:iCs w:val="0"/>
+          <w:caps w:val="0"/>
+          <w:smallCaps w:val="0"/>
+          <w:noProof w:val="0"/>
+          <w:color w:val="000000" w:themeColor="text1" w:themeTint="FF" w:themeShade="FF"/>
+          <w:sz w:val="24"/>
+          <w:szCs w:val="24"/>
+          <w:lang w:val="en-GB"/>
+        </w:rPr>
+        <w:t>Email notifications sent (if email service configured).</w:t>
+      </w:r>
+    </w:p>
+    <w:p>
+      <w:pPr>
+        <w:rPr>
+          <w:rFonts w:ascii="Arial" w:hAnsi="Arial" w:eastAsia="Aptos" w:cs="Arial"/>
+          <w:b w:val="0"/>
+          <w:bCs w:val="0"/>
+          <w:i w:val="0"/>
+          <w:iCs w:val="0"/>
+          <w:caps w:val="0"/>
+          <w:smallCaps w:val="0"/>
+          <w:noProof w:val="0"/>
+          <w:color w:val="000000" w:themeColor="text1" w:themeTint="FF" w:themeShade="FF"/>
+          <w:sz w:val="24"/>
+          <w:szCs w:val="24"/>
+          <w:lang w:val="en-GB"/>
+        </w:rPr>
+      </w:pPr>
+    </w:p>
+    <w:p>
+      <w:pPr>
+        <w:rPr>
+          <w:rFonts w:ascii="Arial" w:hAnsi="Arial" w:eastAsia="Aptos" w:cs="Arial"/>
+          <w:b w:val="0"/>
+          <w:bCs w:val="0"/>
+          <w:i w:val="0"/>
+          <w:iCs w:val="0"/>
+          <w:caps w:val="0"/>
+          <w:smallCaps w:val="0"/>
+          <w:noProof w:val="0"/>
+          <w:color w:val="000000" w:themeColor="text1" w:themeTint="FF" w:themeShade="FF"/>
+          <w:sz w:val="24"/>
+          <w:szCs w:val="24"/>
+          <w:lang w:val="en-GB"/>
+        </w:rPr>
+      </w:pPr>
+      <w:r>
+        <w:rPr>
+          <w:rFonts w:ascii="Arial" w:hAnsi="Arial" w:eastAsia="Aptos" w:cs="Arial"/>
+          <w:b w:val="1"/>
+          <w:bCs w:val="1"/>
+          <w:i w:val="0"/>
+          <w:iCs w:val="0"/>
+          <w:caps w:val="0"/>
+          <w:smallCaps w:val="0"/>
+          <w:noProof w:val="0"/>
+          <w:color w:val="000000" w:themeColor="text1" w:themeTint="FF" w:themeShade="FF"/>
+          <w:sz w:val="24"/>
+          <w:szCs w:val="24"/>
+          <w:lang w:val="en-GB"/>
+        </w:rPr>
+        <w:t>CSC-28 Implement Course Catalog Service for Course Versioning</w:t>
+      </w:r>
+    </w:p>
+    <w:p>
+      <w:pPr>
+        <w:pStyle w:val="Normal"/>
+        <w:numPr>
+          <w:ilvl w:val="0"/>
+          <w:numId w:val="34"/>
+        </w:numPr>
+        <w:rPr>
+          <w:rFonts w:ascii="Arial" w:hAnsi="Arial" w:eastAsia="Aptos" w:cs="Arial"/>
+          <w:b w:val="0"/>
+          <w:bCs w:val="0"/>
+          <w:i w:val="0"/>
+          <w:iCs w:val="0"/>
+          <w:caps w:val="0"/>
+          <w:smallCaps w:val="0"/>
+          <w:noProof w:val="0"/>
+          <w:color w:val="000000" w:themeColor="text1" w:themeTint="FF" w:themeShade="FF"/>
+          <w:sz w:val="24"/>
+          <w:szCs w:val="24"/>
+          <w:lang w:val="en-GB"/>
+        </w:rPr>
+      </w:pPr>
+      <w:r>
+        <w:rPr>
+          <w:rFonts w:ascii="Arial" w:hAnsi="Arial" w:eastAsia="Aptos" w:cs="Arial"/>
+          <w:b w:val="0"/>
+          <w:bCs w:val="0"/>
+          <w:i w:val="0"/>
+          <w:iCs w:val="0"/>
+          <w:caps w:val="0"/>
+          <w:smallCaps w:val="0"/>
+          <w:noProof w:val="0"/>
+          <w:color w:val="000000" w:themeColor="text1" w:themeTint="FF" w:themeShade="FF"/>
+          <w:sz w:val="24"/>
+          <w:szCs w:val="24"/>
+          <w:lang w:val="en-GB"/>
+        </w:rPr>
+        <w:t>Course versions can be created and managed.</w:t>
+      </w:r>
+    </w:p>
+    <w:p>
+      <w:pPr>
+        <w:pStyle w:val="Normal"/>
+        <w:numPr>
+          <w:ilvl w:val="0"/>
+          <w:numId w:val="34"/>
+        </w:numPr>
+        <w:rPr>
+          <w:rFonts w:ascii="Arial" w:hAnsi="Arial" w:eastAsia="Aptos" w:cs="Arial"/>
+          <w:b w:val="0"/>
+          <w:bCs w:val="0"/>
+          <w:i w:val="0"/>
+          <w:iCs w:val="0"/>
+          <w:caps w:val="0"/>
+          <w:smallCaps w:val="0"/>
+          <w:noProof w:val="0"/>
+          <w:color w:val="000000" w:themeColor="text1" w:themeTint="FF" w:themeShade="FF"/>
+          <w:sz w:val="24"/>
+          <w:szCs w:val="24"/>
+          <w:lang w:val="en-GB"/>
+        </w:rPr>
+      </w:pPr>
+      <w:r>
+        <w:rPr>
+          <w:rFonts w:ascii="Arial" w:hAnsi="Arial" w:eastAsia="Aptos" w:cs="Arial"/>
+          <w:b w:val="0"/>
+          <w:bCs w:val="0"/>
+          <w:i w:val="0"/>
+          <w:iCs w:val="0"/>
+          <w:caps w:val="0"/>
+          <w:smallCaps w:val="0"/>
+          <w:noProof w:val="0"/>
+          <w:color w:val="000000" w:themeColor="text1" w:themeTint="FF" w:themeShade="FF"/>
+          <w:sz w:val="24"/>
+          <w:szCs w:val="24"/>
+          <w:lang w:val="en-GB"/>
+        </w:rPr>
+        <w:t>Prerequisites graph visualization works.</w:t>
+      </w:r>
+    </w:p>
+    <w:p>
+      <w:pPr>
+        <w:pStyle w:val="Normal"/>
+        <w:numPr>
+          <w:ilvl w:val="0"/>
+          <w:numId w:val="34"/>
+        </w:numPr>
+        <w:rPr>
+          <w:rFonts w:ascii="Arial" w:hAnsi="Arial" w:eastAsia="Aptos" w:cs="Arial"/>
+          <w:b w:val="0"/>
+          <w:bCs w:val="0"/>
+          <w:i w:val="0"/>
+          <w:iCs w:val="0"/>
+          <w:caps w:val="0"/>
+          <w:smallCaps w:val="0"/>
+          <w:noProof w:val="0"/>
+          <w:color w:val="000000" w:themeColor="text1" w:themeTint="FF" w:themeShade="FF"/>
+          <w:sz w:val="24"/>
+          <w:szCs w:val="24"/>
+          <w:lang w:val="en-GB"/>
+        </w:rPr>
+      </w:pPr>
+      <w:r>
+        <w:rPr>
+          <w:rFonts w:ascii="Arial" w:hAnsi="Arial" w:eastAsia="Aptos" w:cs="Arial"/>
+          <w:b w:val="0"/>
+          <w:bCs w:val="0"/>
+          <w:i w:val="0"/>
+          <w:iCs w:val="0"/>
+          <w:caps w:val="0"/>
+          <w:smallCaps w:val="0"/>
+          <w:noProof w:val="0"/>
+          <w:color w:val="000000" w:themeColor="text1" w:themeTint="FF" w:themeShade="FF"/>
+          <w:sz w:val="24"/>
+          <w:szCs w:val="24"/>
+          <w:lang w:val="en-GB"/>
+        </w:rPr>
+        <w:t>Circular dependency detection works.</w:t>
+      </w:r>
+    </w:p>
+    <w:p>
+      <w:pPr>
+        <w:pStyle w:val="Normal"/>
+        <w:numPr>
+          <w:ilvl w:val="0"/>
+          <w:numId w:val="34"/>
+        </w:numPr>
+        <w:rPr>
+          <w:rFonts w:ascii="Arial" w:hAnsi="Arial" w:eastAsia="Aptos" w:cs="Arial"/>
+          <w:b w:val="0"/>
+          <w:bCs w:val="0"/>
+          <w:i w:val="0"/>
+          <w:iCs w:val="0"/>
+          <w:caps w:val="0"/>
+          <w:smallCaps w:val="0"/>
+          <w:noProof w:val="0"/>
+          <w:color w:val="000000" w:themeColor="text1" w:themeTint="FF" w:themeShade="FF"/>
+          <w:sz w:val="24"/>
+          <w:szCs w:val="24"/>
+          <w:lang w:val="en-GB"/>
+        </w:rPr>
+      </w:pPr>
+      <w:r>
+        <w:rPr>
+          <w:rFonts w:ascii="Arial" w:hAnsi="Arial" w:eastAsia="Aptos" w:cs="Arial"/>
+          <w:b w:val="0"/>
+          <w:bCs w:val="0"/>
+          <w:i w:val="0"/>
+          <w:iCs w:val="0"/>
+          <w:caps w:val="0"/>
+          <w:smallCaps w:val="0"/>
+          <w:noProof w:val="0"/>
+          <w:color w:val="000000" w:themeColor="text1" w:themeTint="FF" w:themeShade="FF"/>
+          <w:sz w:val="24"/>
+          <w:szCs w:val="24"/>
+          <w:lang w:val="en-GB"/>
+        </w:rPr>
+        <w:t>Version history is accessible.</w:t>
+      </w:r>
+    </w:p>
+    <w:p>
+      <w:pPr>
+        <w:rPr>
           <w:rFonts w:ascii="Arial" w:hAnsi="Arial" w:cs="Arial"/>
         </w:rPr>
       </w:pPr>
@@ -2157,7 +2778,7 @@
     <w:sectPr>
       <w:headerReference w:type="default" r:id="rId7"/>
       <w:footerReference w:type="default" r:id="rId8"/>
-      <w:pgSz w:w="11906" w:h="16838"/>
+      <w:pgSz w:w="11906" w:h="16838" w:orient="portrait"/>
       <w:pgMar w:top="1440" w:right="1440" w:bottom="1440" w:left="1440" w:header="708" w:footer="708" w:gutter="0"/>
       <w:cols w:space="708"/>
       <w:docGrid w:linePitch="360"/>
@@ -2291,6 +2912,342 @@
 
 <file path=word/numbering.xml><?xml version="1.0" encoding="utf-8"?>
 <w:numbering xmlns:wpc="http://schemas.microsoft.com/office/word/2010/wordprocessingCanvas" xmlns:cx="http://schemas.microsoft.com/office/drawing/2014/chartex" xmlns:cx1="http://schemas.microsoft.com/office/drawing/2015/9/8/chartex" xmlns:cx2="http://schemas.microsoft.com/office/drawing/2015/10/21/chartex" xmlns:cx3="http://schemas.microsoft.com/office/drawing/2016/5/9/chartex" xmlns:cx4="http://schemas.microsoft.com/office/drawing/2016/5/10/chartex" xmlns:cx5="http://schemas.microsoft.com/office/drawing/2016/5/11/chartex" xmlns:cx6="http://schemas.microsoft.com/office/drawing/2016/5/12/chartex" xmlns:cx7="http://schemas.microsoft.com/office/drawing/2016/5/13/chartex" xmlns:cx8="http://schemas.microsoft.com/office/drawing/2016/5/14/chartex" xmlns:mc="http://schemas.openxmlformats.org/markup-compatibility/2006" xmlns:aink="http://schemas.microsoft.com/office/drawing/2016/ink" xmlns:am3d="http://schemas.microsoft.com/office/drawing/2017/model3d" xmlns:o="urn:schemas-microsoft-com:office:office" xmlns:oel="http://schemas.microsoft.com/office/2019/extlst" xmlns:r="http://schemas.openxmlformats.org/officeDocument/2006/relationships" xmlns:m="http://schemas.openxmlformats.org/officeDocument/2006/math" xmlns:v="urn:schemas-microsoft-com:vml" xmlns:wp14="http://schemas.microsoft.com/office/word/2010/wordprocessingDrawing" xmlns:wp="http://schemas.openxmlformats.org/drawingml/2006/wordprocessingDrawing" xmlns:w10="urn:schemas-microsoft-com:office:word" xmlns:w="http://schemas.openxmlformats.org/wordprocessingml/2006/main" xmlns:w14="http://schemas.microsoft.com/office/word/2010/wordml" xmlns:w15="http://schemas.microsoft.com/office/word/2012/wordml" xmlns:w16cex="http://schemas.microsoft.com/office/word/2018/wordml/cex" xmlns:w16cid="http://schemas.microsoft.com/office/word/2016/wordml/cid" xmlns:w16="http://schemas.microsoft.com/office/word/2018/wordml" xmlns:w16du="http://schemas.microsoft.com/office/word/2023/wordml/word16du" xmlns:w16sdtdh="http://schemas.microsoft.com/office/word/2020/wordml/sdtdatahash" xmlns:w16sdtfl="http://schemas.microsoft.com/office/word/2024/wordml/sdtformatlock" xmlns:w16se="http://schemas.microsoft.com/office/word/2015/wordml/symex" xmlns:wpg="http://schemas.microsoft.com/office/word/2010/wordprocessingGroup" xmlns:wpi="http://schemas.microsoft.com/office/word/2010/wordprocessingInk" xmlns:wne="http://schemas.microsoft.com/office/word/2006/wordml" xmlns:wps="http://schemas.microsoft.com/office/word/2010/wordprocessingShape" mc:Ignorable="w14 w15 w16se w16cid w16 w16cex w16sdtdh w16sdtfl w16du wp14">
+  <w:abstractNum xmlns:w="http://schemas.openxmlformats.org/wordprocessingml/2006/main" w:abstractNumId="33">
+    <w:nsid w:val="26c407a5"/>
+    <w:multiLevelType xmlns:w="http://schemas.openxmlformats.org/wordprocessingml/2006/main" w:val="hybridMultilevel"/>
+    <w:lvl xmlns:w="http://schemas.openxmlformats.org/wordprocessingml/2006/main" w:ilvl="0">
+      <w:start w:val="1"/>
+      <w:numFmt w:val="bullet"/>
+      <w:lvlText w:val=""/>
+      <w:lvlJc w:val="left"/>
+      <w:pPr>
+        <w:ind w:left="720" w:hanging="360"/>
+      </w:pPr>
+      <w:rPr>
+        <w:rFonts w:hint="default" w:ascii="Symbol" w:hAnsi="Symbol"/>
+      </w:rPr>
+    </w:lvl>
+    <w:lvl xmlns:w="http://schemas.openxmlformats.org/wordprocessingml/2006/main" w:ilvl="1">
+      <w:start w:val="1"/>
+      <w:numFmt w:val="bullet"/>
+      <w:lvlText w:val="o"/>
+      <w:lvlJc w:val="left"/>
+      <w:pPr>
+        <w:ind w:left="1440" w:hanging="360"/>
+      </w:pPr>
+      <w:rPr>
+        <w:rFonts w:hint="default" w:ascii="Courier New" w:hAnsi="Courier New"/>
+      </w:rPr>
+    </w:lvl>
+    <w:lvl xmlns:w="http://schemas.openxmlformats.org/wordprocessingml/2006/main" w:ilvl="2">
+      <w:start w:val="1"/>
+      <w:numFmt w:val="bullet"/>
+      <w:lvlText w:val=""/>
+      <w:lvlJc w:val="left"/>
+      <w:pPr>
+        <w:ind w:left="2160" w:hanging="360"/>
+      </w:pPr>
+      <w:rPr>
+        <w:rFonts w:hint="default" w:ascii="Wingdings" w:hAnsi="Wingdings"/>
+      </w:rPr>
+    </w:lvl>
+    <w:lvl xmlns:w="http://schemas.openxmlformats.org/wordprocessingml/2006/main" w:ilvl="3">
+      <w:start w:val="1"/>
+      <w:numFmt w:val="bullet"/>
+      <w:lvlText w:val=""/>
+      <w:lvlJc w:val="left"/>
+      <w:pPr>
+        <w:ind w:left="2880" w:hanging="360"/>
+      </w:pPr>
+      <w:rPr>
+        <w:rFonts w:hint="default" w:ascii="Symbol" w:hAnsi="Symbol"/>
+      </w:rPr>
+    </w:lvl>
+    <w:lvl xmlns:w="http://schemas.openxmlformats.org/wordprocessingml/2006/main" w:ilvl="4">
+      <w:start w:val="1"/>
+      <w:numFmt w:val="bullet"/>
+      <w:lvlText w:val="o"/>
+      <w:lvlJc w:val="left"/>
+      <w:pPr>
+        <w:ind w:left="3600" w:hanging="360"/>
+      </w:pPr>
+      <w:rPr>
+        <w:rFonts w:hint="default" w:ascii="Courier New" w:hAnsi="Courier New"/>
+      </w:rPr>
+    </w:lvl>
+    <w:lvl xmlns:w="http://schemas.openxmlformats.org/wordprocessingml/2006/main" w:ilvl="5">
+      <w:start w:val="1"/>
+      <w:numFmt w:val="bullet"/>
+      <w:lvlText w:val=""/>
+      <w:lvlJc w:val="left"/>
+      <w:pPr>
+        <w:ind w:left="4320" w:hanging="360"/>
+      </w:pPr>
+      <w:rPr>
+        <w:rFonts w:hint="default" w:ascii="Wingdings" w:hAnsi="Wingdings"/>
+      </w:rPr>
+    </w:lvl>
+    <w:lvl xmlns:w="http://schemas.openxmlformats.org/wordprocessingml/2006/main" w:ilvl="6">
+      <w:start w:val="1"/>
+      <w:numFmt w:val="bullet"/>
+      <w:lvlText w:val=""/>
+      <w:lvlJc w:val="left"/>
+      <w:pPr>
+        <w:ind w:left="5040" w:hanging="360"/>
+      </w:pPr>
+      <w:rPr>
+        <w:rFonts w:hint="default" w:ascii="Symbol" w:hAnsi="Symbol"/>
+      </w:rPr>
+    </w:lvl>
+    <w:lvl xmlns:w="http://schemas.openxmlformats.org/wordprocessingml/2006/main" w:ilvl="7">
+      <w:start w:val="1"/>
+      <w:numFmt w:val="bullet"/>
+      <w:lvlText w:val="o"/>
+      <w:lvlJc w:val="left"/>
+      <w:pPr>
+        <w:ind w:left="5760" w:hanging="360"/>
+      </w:pPr>
+      <w:rPr>
+        <w:rFonts w:hint="default" w:ascii="Courier New" w:hAnsi="Courier New"/>
+      </w:rPr>
+    </w:lvl>
+    <w:lvl xmlns:w="http://schemas.openxmlformats.org/wordprocessingml/2006/main" w:ilvl="8">
+      <w:start w:val="1"/>
+      <w:numFmt w:val="bullet"/>
+      <w:lvlText w:val=""/>
+      <w:lvlJc w:val="left"/>
+      <w:pPr>
+        <w:ind w:left="6480" w:hanging="360"/>
+      </w:pPr>
+      <w:rPr>
+        <w:rFonts w:hint="default" w:ascii="Wingdings" w:hAnsi="Wingdings"/>
+      </w:rPr>
+    </w:lvl>
+  </w:abstractNum>
+  <w:abstractNum xmlns:w="http://schemas.openxmlformats.org/wordprocessingml/2006/main" w:abstractNumId="32">
+    <w:nsid w:val="f81e3f4"/>
+    <w:multiLevelType xmlns:w="http://schemas.openxmlformats.org/wordprocessingml/2006/main" w:val="hybridMultilevel"/>
+    <w:lvl xmlns:w="http://schemas.openxmlformats.org/wordprocessingml/2006/main" w:ilvl="0">
+      <w:start w:val="1"/>
+      <w:numFmt w:val="bullet"/>
+      <w:lvlText w:val=""/>
+      <w:lvlJc w:val="left"/>
+      <w:pPr>
+        <w:ind w:left="720" w:hanging="360"/>
+      </w:pPr>
+      <w:rPr>
+        <w:rFonts w:hint="default" w:ascii="Symbol" w:hAnsi="Symbol"/>
+      </w:rPr>
+    </w:lvl>
+    <w:lvl xmlns:w="http://schemas.openxmlformats.org/wordprocessingml/2006/main" w:ilvl="1">
+      <w:start w:val="1"/>
+      <w:numFmt w:val="bullet"/>
+      <w:lvlText w:val="o"/>
+      <w:lvlJc w:val="left"/>
+      <w:pPr>
+        <w:ind w:left="1440" w:hanging="360"/>
+      </w:pPr>
+      <w:rPr>
+        <w:rFonts w:hint="default" w:ascii="Courier New" w:hAnsi="Courier New"/>
+      </w:rPr>
+    </w:lvl>
+    <w:lvl xmlns:w="http://schemas.openxmlformats.org/wordprocessingml/2006/main" w:ilvl="2">
+      <w:start w:val="1"/>
+      <w:numFmt w:val="bullet"/>
+      <w:lvlText w:val=""/>
+      <w:lvlJc w:val="left"/>
+      <w:pPr>
+        <w:ind w:left="2160" w:hanging="360"/>
+      </w:pPr>
+      <w:rPr>
+        <w:rFonts w:hint="default" w:ascii="Wingdings" w:hAnsi="Wingdings"/>
+      </w:rPr>
+    </w:lvl>
+    <w:lvl xmlns:w="http://schemas.openxmlformats.org/wordprocessingml/2006/main" w:ilvl="3">
+      <w:start w:val="1"/>
+      <w:numFmt w:val="bullet"/>
+      <w:lvlText w:val=""/>
+      <w:lvlJc w:val="left"/>
+      <w:pPr>
+        <w:ind w:left="2880" w:hanging="360"/>
+      </w:pPr>
+      <w:rPr>
+        <w:rFonts w:hint="default" w:ascii="Symbol" w:hAnsi="Symbol"/>
+      </w:rPr>
+    </w:lvl>
+    <w:lvl xmlns:w="http://schemas.openxmlformats.org/wordprocessingml/2006/main" w:ilvl="4">
+      <w:start w:val="1"/>
+      <w:numFmt w:val="bullet"/>
+      <w:lvlText w:val="o"/>
+      <w:lvlJc w:val="left"/>
+      <w:pPr>
+        <w:ind w:left="3600" w:hanging="360"/>
+      </w:pPr>
+      <w:rPr>
+        <w:rFonts w:hint="default" w:ascii="Courier New" w:hAnsi="Courier New"/>
+      </w:rPr>
+    </w:lvl>
+    <w:lvl xmlns:w="http://schemas.openxmlformats.org/wordprocessingml/2006/main" w:ilvl="5">
+      <w:start w:val="1"/>
+      <w:numFmt w:val="bullet"/>
+      <w:lvlText w:val=""/>
+      <w:lvlJc w:val="left"/>
+      <w:pPr>
+        <w:ind w:left="4320" w:hanging="360"/>
+      </w:pPr>
+      <w:rPr>
+        <w:rFonts w:hint="default" w:ascii="Wingdings" w:hAnsi="Wingdings"/>
+      </w:rPr>
+    </w:lvl>
+    <w:lvl xmlns:w="http://schemas.openxmlformats.org/wordprocessingml/2006/main" w:ilvl="6">
+      <w:start w:val="1"/>
+      <w:numFmt w:val="bullet"/>
+      <w:lvlText w:val=""/>
+      <w:lvlJc w:val="left"/>
+      <w:pPr>
+        <w:ind w:left="5040" w:hanging="360"/>
+      </w:pPr>
+      <w:rPr>
+        <w:rFonts w:hint="default" w:ascii="Symbol" w:hAnsi="Symbol"/>
+      </w:rPr>
+    </w:lvl>
+    <w:lvl xmlns:w="http://schemas.openxmlformats.org/wordprocessingml/2006/main" w:ilvl="7">
+      <w:start w:val="1"/>
+      <w:numFmt w:val="bullet"/>
+      <w:lvlText w:val="o"/>
+      <w:lvlJc w:val="left"/>
+      <w:pPr>
+        <w:ind w:left="5760" w:hanging="360"/>
+      </w:pPr>
+      <w:rPr>
+        <w:rFonts w:hint="default" w:ascii="Courier New" w:hAnsi="Courier New"/>
+      </w:rPr>
+    </w:lvl>
+    <w:lvl xmlns:w="http://schemas.openxmlformats.org/wordprocessingml/2006/main" w:ilvl="8">
+      <w:start w:val="1"/>
+      <w:numFmt w:val="bullet"/>
+      <w:lvlText w:val=""/>
+      <w:lvlJc w:val="left"/>
+      <w:pPr>
+        <w:ind w:left="6480" w:hanging="360"/>
+      </w:pPr>
+      <w:rPr>
+        <w:rFonts w:hint="default" w:ascii="Wingdings" w:hAnsi="Wingdings"/>
+      </w:rPr>
+    </w:lvl>
+  </w:abstractNum>
+  <w:abstractNum xmlns:w="http://schemas.openxmlformats.org/wordprocessingml/2006/main" w:abstractNumId="31">
+    <w:nsid w:val="77ca514e"/>
+    <w:multiLevelType xmlns:w="http://schemas.openxmlformats.org/wordprocessingml/2006/main" w:val="hybridMultilevel"/>
+    <w:lvl xmlns:w="http://schemas.openxmlformats.org/wordprocessingml/2006/main" w:ilvl="0">
+      <w:start w:val="1"/>
+      <w:numFmt w:val="bullet"/>
+      <w:lvlText w:val=""/>
+      <w:lvlJc w:val="left"/>
+      <w:pPr>
+        <w:ind w:left="720" w:hanging="360"/>
+      </w:pPr>
+      <w:rPr>
+        <w:rFonts w:hint="default" w:ascii="Symbol" w:hAnsi="Symbol"/>
+      </w:rPr>
+    </w:lvl>
+    <w:lvl xmlns:w="http://schemas.openxmlformats.org/wordprocessingml/2006/main" w:ilvl="1">
+      <w:start w:val="1"/>
+      <w:numFmt w:val="bullet"/>
+      <w:lvlText w:val="o"/>
+      <w:lvlJc w:val="left"/>
+      <w:pPr>
+        <w:ind w:left="1440" w:hanging="360"/>
+      </w:pPr>
+      <w:rPr>
+        <w:rFonts w:hint="default" w:ascii="Courier New" w:hAnsi="Courier New"/>
+      </w:rPr>
+    </w:lvl>
+    <w:lvl xmlns:w="http://schemas.openxmlformats.org/wordprocessingml/2006/main" w:ilvl="2">
+      <w:start w:val="1"/>
+      <w:numFmt w:val="bullet"/>
+      <w:lvlText w:val=""/>
+      <w:lvlJc w:val="left"/>
+      <w:pPr>
+        <w:ind w:left="2160" w:hanging="360"/>
+      </w:pPr>
+      <w:rPr>
+        <w:rFonts w:hint="default" w:ascii="Wingdings" w:hAnsi="Wingdings"/>
+      </w:rPr>
+    </w:lvl>
+    <w:lvl xmlns:w="http://schemas.openxmlformats.org/wordprocessingml/2006/main" w:ilvl="3">
+      <w:start w:val="1"/>
+      <w:numFmt w:val="bullet"/>
+      <w:lvlText w:val=""/>
+      <w:lvlJc w:val="left"/>
+      <w:pPr>
+        <w:ind w:left="2880" w:hanging="360"/>
+      </w:pPr>
+      <w:rPr>
+        <w:rFonts w:hint="default" w:ascii="Symbol" w:hAnsi="Symbol"/>
+      </w:rPr>
+    </w:lvl>
+    <w:lvl xmlns:w="http://schemas.openxmlformats.org/wordprocessingml/2006/main" w:ilvl="4">
+      <w:start w:val="1"/>
+      <w:numFmt w:val="bullet"/>
+      <w:lvlText w:val="o"/>
+      <w:lvlJc w:val="left"/>
+      <w:pPr>
+        <w:ind w:left="3600" w:hanging="360"/>
+      </w:pPr>
+      <w:rPr>
+        <w:rFonts w:hint="default" w:ascii="Courier New" w:hAnsi="Courier New"/>
+      </w:rPr>
+    </w:lvl>
+    <w:lvl xmlns:w="http://schemas.openxmlformats.org/wordprocessingml/2006/main" w:ilvl="5">
+      <w:start w:val="1"/>
+      <w:numFmt w:val="bullet"/>
+      <w:lvlText w:val=""/>
+      <w:lvlJc w:val="left"/>
+      <w:pPr>
+        <w:ind w:left="4320" w:hanging="360"/>
+      </w:pPr>
+      <w:rPr>
+        <w:rFonts w:hint="default" w:ascii="Wingdings" w:hAnsi="Wingdings"/>
+      </w:rPr>
+    </w:lvl>
+    <w:lvl xmlns:w="http://schemas.openxmlformats.org/wordprocessingml/2006/main" w:ilvl="6">
+      <w:start w:val="1"/>
+      <w:numFmt w:val="bullet"/>
+      <w:lvlText w:val=""/>
+      <w:lvlJc w:val="left"/>
+      <w:pPr>
+        <w:ind w:left="5040" w:hanging="360"/>
+      </w:pPr>
+      <w:rPr>
+        <w:rFonts w:hint="default" w:ascii="Symbol" w:hAnsi="Symbol"/>
+      </w:rPr>
+    </w:lvl>
+    <w:lvl xmlns:w="http://schemas.openxmlformats.org/wordprocessingml/2006/main" w:ilvl="7">
+      <w:start w:val="1"/>
+      <w:numFmt w:val="bullet"/>
+      <w:lvlText w:val="o"/>
+      <w:lvlJc w:val="left"/>
+      <w:pPr>
+        <w:ind w:left="5760" w:hanging="360"/>
+      </w:pPr>
+      <w:rPr>
+        <w:rFonts w:hint="default" w:ascii="Courier New" w:hAnsi="Courier New"/>
+      </w:rPr>
+    </w:lvl>
+    <w:lvl xmlns:w="http://schemas.openxmlformats.org/wordprocessingml/2006/main" w:ilvl="8">
+      <w:start w:val="1"/>
+      <w:numFmt w:val="bullet"/>
+      <w:lvlText w:val=""/>
+      <w:lvlJc w:val="left"/>
+      <w:pPr>
+        <w:ind w:left="6480" w:hanging="360"/>
+      </w:pPr>
+      <w:rPr>
+        <w:rFonts w:hint="default" w:ascii="Wingdings" w:hAnsi="Wingdings"/>
+      </w:rPr>
+    </w:lvl>
+  </w:abstractNum>
   <w:abstractNum w:abstractNumId="0" w15:restartNumberingAfterBreak="0">
     <w:nsid w:val="04D801EB"/>
     <w:multiLevelType w:val="multilevel"/>
@@ -2509,7 +3466,7 @@
         <w:ind w:left="720" w:hanging="360"/>
       </w:pPr>
       <w:rPr>
-        <w:rFonts w:ascii="Symbol" w:hAnsi="Symbol" w:hint="default"/>
+        <w:rFonts w:hint="default" w:ascii="Symbol" w:hAnsi="Symbol"/>
         <w:sz w:val="20"/>
       </w:rPr>
     </w:lvl>
@@ -2525,7 +3482,7 @@
         <w:ind w:left="1440" w:hanging="360"/>
       </w:pPr>
       <w:rPr>
-        <w:rFonts w:ascii="Courier New" w:hAnsi="Courier New" w:hint="default"/>
+        <w:rFonts w:hint="default" w:ascii="Courier New" w:hAnsi="Courier New"/>
         <w:sz w:val="20"/>
       </w:rPr>
     </w:lvl>
@@ -2541,7 +3498,7 @@
         <w:ind w:left="2160" w:hanging="360"/>
       </w:pPr>
       <w:rPr>
-        <w:rFonts w:ascii="Wingdings" w:hAnsi="Wingdings" w:hint="default"/>
+        <w:rFonts w:hint="default" w:ascii="Wingdings" w:hAnsi="Wingdings"/>
         <w:sz w:val="20"/>
       </w:rPr>
     </w:lvl>
@@ -2557,7 +3514,7 @@
         <w:ind w:left="2880" w:hanging="360"/>
       </w:pPr>
       <w:rPr>
-        <w:rFonts w:ascii="Wingdings" w:hAnsi="Wingdings" w:hint="default"/>
+        <w:rFonts w:hint="default" w:ascii="Wingdings" w:hAnsi="Wingdings"/>
         <w:sz w:val="20"/>
       </w:rPr>
     </w:lvl>
@@ -2573,7 +3530,7 @@
         <w:ind w:left="3600" w:hanging="360"/>
       </w:pPr>
       <w:rPr>
-        <w:rFonts w:ascii="Wingdings" w:hAnsi="Wingdings" w:hint="default"/>
+        <w:rFonts w:hint="default" w:ascii="Wingdings" w:hAnsi="Wingdings"/>
         <w:sz w:val="20"/>
       </w:rPr>
     </w:lvl>
@@ -2589,7 +3546,7 @@
         <w:ind w:left="4320" w:hanging="360"/>
       </w:pPr>
       <w:rPr>
-        <w:rFonts w:ascii="Wingdings" w:hAnsi="Wingdings" w:hint="default"/>
+        <w:rFonts w:hint="default" w:ascii="Wingdings" w:hAnsi="Wingdings"/>
         <w:sz w:val="20"/>
       </w:rPr>
     </w:lvl>
@@ -2605,7 +3562,7 @@
         <w:ind w:left="5040" w:hanging="360"/>
       </w:pPr>
       <w:rPr>
-        <w:rFonts w:ascii="Wingdings" w:hAnsi="Wingdings" w:hint="default"/>
+        <w:rFonts w:hint="default" w:ascii="Wingdings" w:hAnsi="Wingdings"/>
         <w:sz w:val="20"/>
       </w:rPr>
     </w:lvl>
@@ -2621,7 +3578,7 @@
         <w:ind w:left="5760" w:hanging="360"/>
       </w:pPr>
       <w:rPr>
-        <w:rFonts w:ascii="Wingdings" w:hAnsi="Wingdings" w:hint="default"/>
+        <w:rFonts w:hint="default" w:ascii="Wingdings" w:hAnsi="Wingdings"/>
         <w:sz w:val="20"/>
       </w:rPr>
     </w:lvl>
@@ -2637,7 +3594,7 @@
         <w:ind w:left="6480" w:hanging="360"/>
       </w:pPr>
       <w:rPr>
-        <w:rFonts w:ascii="Wingdings" w:hAnsi="Wingdings" w:hint="default"/>
+        <w:rFonts w:hint="default" w:ascii="Wingdings" w:hAnsi="Wingdings"/>
         <w:sz w:val="20"/>
       </w:rPr>
     </w:lvl>
@@ -2658,7 +3615,7 @@
         <w:ind w:left="720" w:hanging="360"/>
       </w:pPr>
       <w:rPr>
-        <w:rFonts w:ascii="Symbol" w:hAnsi="Symbol" w:hint="default"/>
+        <w:rFonts w:hint="default" w:ascii="Symbol" w:hAnsi="Symbol"/>
         <w:sz w:val="20"/>
       </w:rPr>
     </w:lvl>
@@ -2674,7 +3631,7 @@
         <w:ind w:left="1440" w:hanging="360"/>
       </w:pPr>
       <w:rPr>
-        <w:rFonts w:ascii="Courier New" w:hAnsi="Courier New" w:hint="default"/>
+        <w:rFonts w:hint="default" w:ascii="Courier New" w:hAnsi="Courier New"/>
         <w:sz w:val="20"/>
       </w:rPr>
     </w:lvl>
@@ -2690,7 +3647,7 @@
         <w:ind w:left="2160" w:hanging="360"/>
       </w:pPr>
       <w:rPr>
-        <w:rFonts w:ascii="Wingdings" w:hAnsi="Wingdings" w:hint="default"/>
+        <w:rFonts w:hint="default" w:ascii="Wingdings" w:hAnsi="Wingdings"/>
         <w:sz w:val="20"/>
       </w:rPr>
     </w:lvl>
@@ -2706,7 +3663,7 @@
         <w:ind w:left="2880" w:hanging="360"/>
       </w:pPr>
       <w:rPr>
-        <w:rFonts w:ascii="Wingdings" w:hAnsi="Wingdings" w:hint="default"/>
+        <w:rFonts w:hint="default" w:ascii="Wingdings" w:hAnsi="Wingdings"/>
         <w:sz w:val="20"/>
       </w:rPr>
     </w:lvl>
@@ -2722,7 +3679,7 @@
         <w:ind w:left="3600" w:hanging="360"/>
       </w:pPr>
       <w:rPr>
-        <w:rFonts w:ascii="Wingdings" w:hAnsi="Wingdings" w:hint="default"/>
+        <w:rFonts w:hint="default" w:ascii="Wingdings" w:hAnsi="Wingdings"/>
         <w:sz w:val="20"/>
       </w:rPr>
     </w:lvl>
@@ -2738,7 +3695,7 @@
         <w:ind w:left="4320" w:hanging="360"/>
       </w:pPr>
       <w:rPr>
-        <w:rFonts w:ascii="Wingdings" w:hAnsi="Wingdings" w:hint="default"/>
+        <w:rFonts w:hint="default" w:ascii="Wingdings" w:hAnsi="Wingdings"/>
         <w:sz w:val="20"/>
       </w:rPr>
     </w:lvl>
@@ -2754,7 +3711,7 @@
         <w:ind w:left="5040" w:hanging="360"/>
       </w:pPr>
       <w:rPr>
-        <w:rFonts w:ascii="Wingdings" w:hAnsi="Wingdings" w:hint="default"/>
+        <w:rFonts w:hint="default" w:ascii="Wingdings" w:hAnsi="Wingdings"/>
         <w:sz w:val="20"/>
       </w:rPr>
     </w:lvl>
@@ -2770,7 +3727,7 @@
         <w:ind w:left="5760" w:hanging="360"/>
       </w:pPr>
       <w:rPr>
-        <w:rFonts w:ascii="Wingdings" w:hAnsi="Wingdings" w:hint="default"/>
+        <w:rFonts w:hint="default" w:ascii="Wingdings" w:hAnsi="Wingdings"/>
         <w:sz w:val="20"/>
       </w:rPr>
     </w:lvl>
@@ -2786,7 +3743,7 @@
         <w:ind w:left="6480" w:hanging="360"/>
       </w:pPr>
       <w:rPr>
-        <w:rFonts w:ascii="Wingdings" w:hAnsi="Wingdings" w:hint="default"/>
+        <w:rFonts w:hint="default" w:ascii="Wingdings" w:hAnsi="Wingdings"/>
         <w:sz w:val="20"/>
       </w:rPr>
     </w:lvl>
@@ -2920,7 +3877,7 @@
         <w:ind w:left="720" w:hanging="360"/>
       </w:pPr>
       <w:rPr>
-        <w:rFonts w:ascii="Symbol" w:hAnsi="Symbol" w:hint="default"/>
+        <w:rFonts w:hint="default" w:ascii="Symbol" w:hAnsi="Symbol"/>
       </w:rPr>
     </w:lvl>
     <w:lvl w:ilvl="1">
@@ -2935,7 +3892,7 @@
         <w:ind w:left="1440" w:hanging="360"/>
       </w:pPr>
       <w:rPr>
-        <w:rFonts w:ascii="Courier New" w:hAnsi="Courier New" w:hint="default"/>
+        <w:rFonts w:hint="default" w:ascii="Courier New" w:hAnsi="Courier New"/>
         <w:sz w:val="20"/>
       </w:rPr>
     </w:lvl>
@@ -3040,7 +3997,7 @@
         <w:ind w:left="720" w:hanging="360"/>
       </w:pPr>
       <w:rPr>
-        <w:rFonts w:ascii="Symbol" w:hAnsi="Symbol" w:hint="default"/>
+        <w:rFonts w:hint="default" w:ascii="Symbol" w:hAnsi="Symbol"/>
         <w:sz w:val="20"/>
       </w:rPr>
     </w:lvl>
@@ -3056,7 +4013,7 @@
         <w:ind w:left="1440" w:hanging="360"/>
       </w:pPr>
       <w:rPr>
-        <w:rFonts w:ascii="Courier New" w:hAnsi="Courier New" w:hint="default"/>
+        <w:rFonts w:hint="default" w:ascii="Courier New" w:hAnsi="Courier New"/>
         <w:sz w:val="20"/>
       </w:rPr>
     </w:lvl>
@@ -3072,7 +4029,7 @@
         <w:ind w:left="2160" w:hanging="360"/>
       </w:pPr>
       <w:rPr>
-        <w:rFonts w:ascii="Wingdings" w:hAnsi="Wingdings" w:hint="default"/>
+        <w:rFonts w:hint="default" w:ascii="Wingdings" w:hAnsi="Wingdings"/>
         <w:sz w:val="20"/>
       </w:rPr>
     </w:lvl>
@@ -3088,7 +4045,7 @@
         <w:ind w:left="2880" w:hanging="360"/>
       </w:pPr>
       <w:rPr>
-        <w:rFonts w:ascii="Wingdings" w:hAnsi="Wingdings" w:hint="default"/>
+        <w:rFonts w:hint="default" w:ascii="Wingdings" w:hAnsi="Wingdings"/>
         <w:sz w:val="20"/>
       </w:rPr>
     </w:lvl>
@@ -3104,7 +4061,7 @@
         <w:ind w:left="3600" w:hanging="360"/>
       </w:pPr>
       <w:rPr>
-        <w:rFonts w:ascii="Wingdings" w:hAnsi="Wingdings" w:hint="default"/>
+        <w:rFonts w:hint="default" w:ascii="Wingdings" w:hAnsi="Wingdings"/>
         <w:sz w:val="20"/>
       </w:rPr>
     </w:lvl>
@@ -3120,7 +4077,7 @@
         <w:ind w:left="4320" w:hanging="360"/>
       </w:pPr>
       <w:rPr>
-        <w:rFonts w:ascii="Wingdings" w:hAnsi="Wingdings" w:hint="default"/>
+        <w:rFonts w:hint="default" w:ascii="Wingdings" w:hAnsi="Wingdings"/>
         <w:sz w:val="20"/>
       </w:rPr>
     </w:lvl>
@@ -3136,7 +4093,7 @@
         <w:ind w:left="5040" w:hanging="360"/>
       </w:pPr>
       <w:rPr>
-        <w:rFonts w:ascii="Wingdings" w:hAnsi="Wingdings" w:hint="default"/>
+        <w:rFonts w:hint="default" w:ascii="Wingdings" w:hAnsi="Wingdings"/>
         <w:sz w:val="20"/>
       </w:rPr>
     </w:lvl>
@@ -3152,7 +4109,7 @@
         <w:ind w:left="5760" w:hanging="360"/>
       </w:pPr>
       <w:rPr>
-        <w:rFonts w:ascii="Wingdings" w:hAnsi="Wingdings" w:hint="default"/>
+        <w:rFonts w:hint="default" w:ascii="Wingdings" w:hAnsi="Wingdings"/>
         <w:sz w:val="20"/>
       </w:rPr>
     </w:lvl>
@@ -3168,7 +4125,7 @@
         <w:ind w:left="6480" w:hanging="360"/>
       </w:pPr>
       <w:rPr>
-        <w:rFonts w:ascii="Wingdings" w:hAnsi="Wingdings" w:hint="default"/>
+        <w:rFonts w:hint="default" w:ascii="Wingdings" w:hAnsi="Wingdings"/>
         <w:sz w:val="20"/>
       </w:rPr>
     </w:lvl>
@@ -3201,7 +4158,7 @@
         <w:ind w:left="1440" w:hanging="360"/>
       </w:pPr>
       <w:rPr>
-        <w:rFonts w:ascii="Courier New" w:hAnsi="Courier New" w:hint="default"/>
+        <w:rFonts w:hint="default" w:ascii="Courier New" w:hAnsi="Courier New"/>
         <w:sz w:val="20"/>
       </w:rPr>
     </w:lvl>
@@ -3306,7 +4263,7 @@
         <w:ind w:left="720" w:hanging="360"/>
       </w:pPr>
       <w:rPr>
-        <w:rFonts w:ascii="Symbol" w:hAnsi="Symbol" w:hint="default"/>
+        <w:rFonts w:hint="default" w:ascii="Symbol" w:hAnsi="Symbol"/>
         <w:sz w:val="20"/>
       </w:rPr>
     </w:lvl>
@@ -3322,7 +4279,7 @@
         <w:ind w:left="1440" w:hanging="360"/>
       </w:pPr>
       <w:rPr>
-        <w:rFonts w:ascii="Courier New" w:hAnsi="Courier New" w:hint="default"/>
+        <w:rFonts w:hint="default" w:ascii="Courier New" w:hAnsi="Courier New"/>
         <w:sz w:val="20"/>
       </w:rPr>
     </w:lvl>
@@ -3338,7 +4295,7 @@
         <w:ind w:left="2160" w:hanging="360"/>
       </w:pPr>
       <w:rPr>
-        <w:rFonts w:ascii="Wingdings" w:hAnsi="Wingdings" w:hint="default"/>
+        <w:rFonts w:hint="default" w:ascii="Wingdings" w:hAnsi="Wingdings"/>
         <w:sz w:val="20"/>
       </w:rPr>
     </w:lvl>
@@ -3354,7 +4311,7 @@
         <w:ind w:left="2880" w:hanging="360"/>
       </w:pPr>
       <w:rPr>
-        <w:rFonts w:ascii="Wingdings" w:hAnsi="Wingdings" w:hint="default"/>
+        <w:rFonts w:hint="default" w:ascii="Wingdings" w:hAnsi="Wingdings"/>
         <w:sz w:val="20"/>
       </w:rPr>
     </w:lvl>
@@ -3370,7 +4327,7 @@
         <w:ind w:left="3600" w:hanging="360"/>
       </w:pPr>
       <w:rPr>
-        <w:rFonts w:ascii="Wingdings" w:hAnsi="Wingdings" w:hint="default"/>
+        <w:rFonts w:hint="default" w:ascii="Wingdings" w:hAnsi="Wingdings"/>
         <w:sz w:val="20"/>
       </w:rPr>
     </w:lvl>
@@ -3386,7 +4343,7 @@
         <w:ind w:left="4320" w:hanging="360"/>
       </w:pPr>
       <w:rPr>
-        <w:rFonts w:ascii="Wingdings" w:hAnsi="Wingdings" w:hint="default"/>
+        <w:rFonts w:hint="default" w:ascii="Wingdings" w:hAnsi="Wingdings"/>
         <w:sz w:val="20"/>
       </w:rPr>
     </w:lvl>
@@ -3402,7 +4359,7 @@
         <w:ind w:left="5040" w:hanging="360"/>
       </w:pPr>
       <w:rPr>
-        <w:rFonts w:ascii="Wingdings" w:hAnsi="Wingdings" w:hint="default"/>
+        <w:rFonts w:hint="default" w:ascii="Wingdings" w:hAnsi="Wingdings"/>
         <w:sz w:val="20"/>
       </w:rPr>
     </w:lvl>
@@ -3418,7 +4375,7 @@
         <w:ind w:left="5760" w:hanging="360"/>
       </w:pPr>
       <w:rPr>
-        <w:rFonts w:ascii="Wingdings" w:hAnsi="Wingdings" w:hint="default"/>
+        <w:rFonts w:hint="default" w:ascii="Wingdings" w:hAnsi="Wingdings"/>
         <w:sz w:val="20"/>
       </w:rPr>
     </w:lvl>
@@ -3434,7 +4391,7 @@
         <w:ind w:left="6480" w:hanging="360"/>
       </w:pPr>
       <w:rPr>
-        <w:rFonts w:ascii="Wingdings" w:hAnsi="Wingdings" w:hint="default"/>
+        <w:rFonts w:hint="default" w:ascii="Wingdings" w:hAnsi="Wingdings"/>
         <w:sz w:val="20"/>
       </w:rPr>
     </w:lvl>
@@ -3452,7 +4409,7 @@
         <w:ind w:left="720" w:hanging="360"/>
       </w:pPr>
       <w:rPr>
-        <w:rFonts w:ascii="Symbol" w:hAnsi="Symbol" w:hint="default"/>
+        <w:rFonts w:hint="default" w:ascii="Symbol" w:hAnsi="Symbol"/>
       </w:rPr>
     </w:lvl>
     <w:lvl w:ilvl="1" w:tplc="08090003" w:tentative="1">
@@ -3464,7 +4421,7 @@
         <w:ind w:left="1440" w:hanging="360"/>
       </w:pPr>
       <w:rPr>
-        <w:rFonts w:ascii="Courier New" w:hAnsi="Courier New" w:cs="Courier New" w:hint="default"/>
+        <w:rFonts w:hint="default" w:ascii="Courier New" w:hAnsi="Courier New" w:cs="Courier New"/>
       </w:rPr>
     </w:lvl>
     <w:lvl w:ilvl="2" w:tplc="08090005" w:tentative="1">
@@ -3476,7 +4433,7 @@
         <w:ind w:left="2160" w:hanging="360"/>
       </w:pPr>
       <w:rPr>
-        <w:rFonts w:ascii="Wingdings" w:hAnsi="Wingdings" w:hint="default"/>
+        <w:rFonts w:hint="default" w:ascii="Wingdings" w:hAnsi="Wingdings"/>
       </w:rPr>
     </w:lvl>
     <w:lvl w:ilvl="3" w:tplc="08090001" w:tentative="1">
@@ -3488,7 +4445,7 @@
         <w:ind w:left="2880" w:hanging="360"/>
       </w:pPr>
       <w:rPr>
-        <w:rFonts w:ascii="Symbol" w:hAnsi="Symbol" w:hint="default"/>
+        <w:rFonts w:hint="default" w:ascii="Symbol" w:hAnsi="Symbol"/>
       </w:rPr>
     </w:lvl>
     <w:lvl w:ilvl="4" w:tplc="08090003" w:tentative="1">
@@ -3500,7 +4457,7 @@
         <w:ind w:left="3600" w:hanging="360"/>
       </w:pPr>
       <w:rPr>
-        <w:rFonts w:ascii="Courier New" w:hAnsi="Courier New" w:cs="Courier New" w:hint="default"/>
+        <w:rFonts w:hint="default" w:ascii="Courier New" w:hAnsi="Courier New" w:cs="Courier New"/>
       </w:rPr>
     </w:lvl>
     <w:lvl w:ilvl="5" w:tplc="08090005" w:tentative="1">
@@ -3512,7 +4469,7 @@
         <w:ind w:left="4320" w:hanging="360"/>
       </w:pPr>
       <w:rPr>
-        <w:rFonts w:ascii="Wingdings" w:hAnsi="Wingdings" w:hint="default"/>
+        <w:rFonts w:hint="default" w:ascii="Wingdings" w:hAnsi="Wingdings"/>
       </w:rPr>
     </w:lvl>
     <w:lvl w:ilvl="6" w:tplc="08090001" w:tentative="1">
@@ -3524,7 +4481,7 @@
         <w:ind w:left="5040" w:hanging="360"/>
       </w:pPr>
       <w:rPr>
-        <w:rFonts w:ascii="Symbol" w:hAnsi="Symbol" w:hint="default"/>
+        <w:rFonts w:hint="default" w:ascii="Symbol" w:hAnsi="Symbol"/>
       </w:rPr>
     </w:lvl>
     <w:lvl w:ilvl="7" w:tplc="08090003" w:tentative="1">
@@ -3536,7 +4493,7 @@
         <w:ind w:left="5760" w:hanging="360"/>
       </w:pPr>
       <w:rPr>
-        <w:rFonts w:ascii="Courier New" w:hAnsi="Courier New" w:cs="Courier New" w:hint="default"/>
+        <w:rFonts w:hint="default" w:ascii="Courier New" w:hAnsi="Courier New" w:cs="Courier New"/>
       </w:rPr>
     </w:lvl>
     <w:lvl w:ilvl="8" w:tplc="08090005" w:tentative="1">
@@ -3548,7 +4505,7 @@
         <w:ind w:left="6480" w:hanging="360"/>
       </w:pPr>
       <w:rPr>
-        <w:rFonts w:ascii="Wingdings" w:hAnsi="Wingdings" w:hint="default"/>
+        <w:rFonts w:hint="default" w:ascii="Wingdings" w:hAnsi="Wingdings"/>
       </w:rPr>
     </w:lvl>
   </w:abstractNum>
@@ -3806,7 +4763,7 @@
         <w:ind w:left="1440" w:hanging="360"/>
       </w:pPr>
       <w:rPr>
-        <w:rFonts w:ascii="Courier New" w:hAnsi="Courier New" w:hint="default"/>
+        <w:rFonts w:hint="default" w:ascii="Courier New" w:hAnsi="Courier New"/>
         <w:sz w:val="20"/>
       </w:rPr>
     </w:lvl>
@@ -3923,7 +4880,7 @@
         <w:ind w:left="1440" w:hanging="360"/>
       </w:pPr>
       <w:rPr>
-        <w:rFonts w:ascii="Courier New" w:hAnsi="Courier New" w:hint="default"/>
+        <w:rFonts w:hint="default" w:ascii="Courier New" w:hAnsi="Courier New"/>
         <w:sz w:val="20"/>
       </w:rPr>
     </w:lvl>
@@ -4040,7 +4997,7 @@
         <w:ind w:left="1440" w:hanging="360"/>
       </w:pPr>
       <w:rPr>
-        <w:rFonts w:ascii="Courier New" w:hAnsi="Courier New" w:hint="default"/>
+        <w:rFonts w:hint="default" w:ascii="Courier New" w:hAnsi="Courier New"/>
         <w:sz w:val="20"/>
       </w:rPr>
     </w:lvl>
@@ -4145,7 +5102,7 @@
         <w:ind w:left="720" w:hanging="360"/>
       </w:pPr>
       <w:rPr>
-        <w:rFonts w:ascii="Symbol" w:hAnsi="Symbol" w:hint="default"/>
+        <w:rFonts w:hint="default" w:ascii="Symbol" w:hAnsi="Symbol"/>
       </w:rPr>
     </w:lvl>
     <w:lvl w:ilvl="1">
@@ -4160,7 +5117,7 @@
         <w:ind w:left="1440" w:hanging="360"/>
       </w:pPr>
       <w:rPr>
-        <w:rFonts w:ascii="Courier New" w:hAnsi="Courier New" w:hint="default"/>
+        <w:rFonts w:hint="default" w:ascii="Courier New" w:hAnsi="Courier New"/>
         <w:sz w:val="20"/>
       </w:rPr>
     </w:lvl>
@@ -4265,7 +5222,7 @@
         <w:ind w:left="720" w:hanging="360"/>
       </w:pPr>
       <w:rPr>
-        <w:rFonts w:ascii="Symbol" w:hAnsi="Symbol" w:hint="default"/>
+        <w:rFonts w:hint="default" w:ascii="Symbol" w:hAnsi="Symbol"/>
         <w:sz w:val="20"/>
       </w:rPr>
     </w:lvl>
@@ -4281,7 +5238,7 @@
         <w:ind w:left="1440" w:hanging="360"/>
       </w:pPr>
       <w:rPr>
-        <w:rFonts w:ascii="Courier New" w:hAnsi="Courier New" w:hint="default"/>
+        <w:rFonts w:hint="default" w:ascii="Courier New" w:hAnsi="Courier New"/>
         <w:sz w:val="20"/>
       </w:rPr>
     </w:lvl>
@@ -4297,7 +5254,7 @@
         <w:ind w:left="2160" w:hanging="360"/>
       </w:pPr>
       <w:rPr>
-        <w:rFonts w:ascii="Wingdings" w:hAnsi="Wingdings" w:hint="default"/>
+        <w:rFonts w:hint="default" w:ascii="Wingdings" w:hAnsi="Wingdings"/>
         <w:sz w:val="20"/>
       </w:rPr>
     </w:lvl>
@@ -4313,7 +5270,7 @@
         <w:ind w:left="2880" w:hanging="360"/>
       </w:pPr>
       <w:rPr>
-        <w:rFonts w:ascii="Wingdings" w:hAnsi="Wingdings" w:hint="default"/>
+        <w:rFonts w:hint="default" w:ascii="Wingdings" w:hAnsi="Wingdings"/>
         <w:sz w:val="20"/>
       </w:rPr>
     </w:lvl>
@@ -4329,7 +5286,7 @@
         <w:ind w:left="3600" w:hanging="360"/>
       </w:pPr>
       <w:rPr>
-        <w:rFonts w:ascii="Wingdings" w:hAnsi="Wingdings" w:hint="default"/>
+        <w:rFonts w:hint="default" w:ascii="Wingdings" w:hAnsi="Wingdings"/>
         <w:sz w:val="20"/>
       </w:rPr>
     </w:lvl>
@@ -4345,7 +5302,7 @@
         <w:ind w:left="4320" w:hanging="360"/>
       </w:pPr>
       <w:rPr>
-        <w:rFonts w:ascii="Wingdings" w:hAnsi="Wingdings" w:hint="default"/>
+        <w:rFonts w:hint="default" w:ascii="Wingdings" w:hAnsi="Wingdings"/>
         <w:sz w:val="20"/>
       </w:rPr>
     </w:lvl>
@@ -4361,7 +5318,7 @@
         <w:ind w:left="5040" w:hanging="360"/>
       </w:pPr>
       <w:rPr>
-        <w:rFonts w:ascii="Wingdings" w:hAnsi="Wingdings" w:hint="default"/>
+        <w:rFonts w:hint="default" w:ascii="Wingdings" w:hAnsi="Wingdings"/>
         <w:sz w:val="20"/>
       </w:rPr>
     </w:lvl>
@@ -4377,7 +5334,7 @@
         <w:ind w:left="5760" w:hanging="360"/>
       </w:pPr>
       <w:rPr>
-        <w:rFonts w:ascii="Wingdings" w:hAnsi="Wingdings" w:hint="default"/>
+        <w:rFonts w:hint="default" w:ascii="Wingdings" w:hAnsi="Wingdings"/>
         <w:sz w:val="20"/>
       </w:rPr>
     </w:lvl>
@@ -4393,7 +5350,7 @@
         <w:ind w:left="6480" w:hanging="360"/>
       </w:pPr>
       <w:rPr>
-        <w:rFonts w:ascii="Wingdings" w:hAnsi="Wingdings" w:hint="default"/>
+        <w:rFonts w:hint="default" w:ascii="Wingdings" w:hAnsi="Wingdings"/>
         <w:sz w:val="20"/>
       </w:rPr>
     </w:lvl>
@@ -4414,7 +5371,7 @@
         <w:ind w:left="720" w:hanging="360"/>
       </w:pPr>
       <w:rPr>
-        <w:rFonts w:ascii="Symbol" w:hAnsi="Symbol" w:hint="default"/>
+        <w:rFonts w:hint="default" w:ascii="Symbol" w:hAnsi="Symbol"/>
         <w:sz w:val="20"/>
       </w:rPr>
     </w:lvl>
@@ -4430,7 +5387,7 @@
         <w:ind w:left="1440" w:hanging="360"/>
       </w:pPr>
       <w:rPr>
-        <w:rFonts w:ascii="Courier New" w:hAnsi="Courier New" w:hint="default"/>
+        <w:rFonts w:hint="default" w:ascii="Courier New" w:hAnsi="Courier New"/>
         <w:sz w:val="20"/>
       </w:rPr>
     </w:lvl>
@@ -4446,7 +5403,7 @@
         <w:ind w:left="2160" w:hanging="360"/>
       </w:pPr>
       <w:rPr>
-        <w:rFonts w:ascii="Wingdings" w:hAnsi="Wingdings" w:hint="default"/>
+        <w:rFonts w:hint="default" w:ascii="Wingdings" w:hAnsi="Wingdings"/>
         <w:sz w:val="20"/>
       </w:rPr>
     </w:lvl>
@@ -4462,7 +5419,7 @@
         <w:ind w:left="2880" w:hanging="360"/>
       </w:pPr>
       <w:rPr>
-        <w:rFonts w:ascii="Wingdings" w:hAnsi="Wingdings" w:hint="default"/>
+        <w:rFonts w:hint="default" w:ascii="Wingdings" w:hAnsi="Wingdings"/>
         <w:sz w:val="20"/>
       </w:rPr>
     </w:lvl>
@@ -4478,7 +5435,7 @@
         <w:ind w:left="3600" w:hanging="360"/>
       </w:pPr>
       <w:rPr>
-        <w:rFonts w:ascii="Wingdings" w:hAnsi="Wingdings" w:hint="default"/>
+        <w:rFonts w:hint="default" w:ascii="Wingdings" w:hAnsi="Wingdings"/>
         <w:sz w:val="20"/>
       </w:rPr>
     </w:lvl>
@@ -4494,7 +5451,7 @@
         <w:ind w:left="4320" w:hanging="360"/>
       </w:pPr>
       <w:rPr>
-        <w:rFonts w:ascii="Wingdings" w:hAnsi="Wingdings" w:hint="default"/>
+        <w:rFonts w:hint="default" w:ascii="Wingdings" w:hAnsi="Wingdings"/>
         <w:sz w:val="20"/>
       </w:rPr>
     </w:lvl>
@@ -4510,7 +5467,7 @@
         <w:ind w:left="5040" w:hanging="360"/>
       </w:pPr>
       <w:rPr>
-        <w:rFonts w:ascii="Wingdings" w:hAnsi="Wingdings" w:hint="default"/>
+        <w:rFonts w:hint="default" w:ascii="Wingdings" w:hAnsi="Wingdings"/>
         <w:sz w:val="20"/>
       </w:rPr>
     </w:lvl>
@@ -4526,7 +5483,7 @@
         <w:ind w:left="5760" w:hanging="360"/>
       </w:pPr>
       <w:rPr>
-        <w:rFonts w:ascii="Wingdings" w:hAnsi="Wingdings" w:hint="default"/>
+        <w:rFonts w:hint="default" w:ascii="Wingdings" w:hAnsi="Wingdings"/>
         <w:sz w:val="20"/>
       </w:rPr>
     </w:lvl>
@@ -4542,7 +5499,7 @@
         <w:ind w:left="6480" w:hanging="360"/>
       </w:pPr>
       <w:rPr>
-        <w:rFonts w:ascii="Wingdings" w:hAnsi="Wingdings" w:hint="default"/>
+        <w:rFonts w:hint="default" w:ascii="Wingdings" w:hAnsi="Wingdings"/>
         <w:sz w:val="20"/>
       </w:rPr>
     </w:lvl>
@@ -4676,7 +5633,7 @@
         <w:ind w:left="720" w:hanging="360"/>
       </w:pPr>
       <w:rPr>
-        <w:rFonts w:ascii="Symbol" w:hAnsi="Symbol" w:hint="default"/>
+        <w:rFonts w:hint="default" w:ascii="Symbol" w:hAnsi="Symbol"/>
       </w:rPr>
     </w:lvl>
     <w:lvl w:ilvl="1">
@@ -4691,7 +5648,7 @@
         <w:ind w:left="1440" w:hanging="360"/>
       </w:pPr>
       <w:rPr>
-        <w:rFonts w:ascii="Courier New" w:hAnsi="Courier New" w:hint="default"/>
+        <w:rFonts w:hint="default" w:ascii="Courier New" w:hAnsi="Courier New"/>
         <w:sz w:val="20"/>
       </w:rPr>
     </w:lvl>
@@ -4808,7 +5765,7 @@
         <w:ind w:left="1440" w:hanging="360"/>
       </w:pPr>
       <w:rPr>
-        <w:rFonts w:ascii="Courier New" w:hAnsi="Courier New" w:hint="default"/>
+        <w:rFonts w:hint="default" w:ascii="Courier New" w:hAnsi="Courier New"/>
         <w:sz w:val="20"/>
       </w:rPr>
     </w:lvl>
@@ -5002,7 +5959,7 @@
         <w:ind w:left="720" w:hanging="360"/>
       </w:pPr>
       <w:rPr>
-        <w:rFonts w:ascii="Symbol" w:hAnsi="Symbol" w:hint="default"/>
+        <w:rFonts w:hint="default" w:ascii="Symbol" w:hAnsi="Symbol"/>
       </w:rPr>
     </w:lvl>
     <w:lvl w:ilvl="1">
@@ -5017,7 +5974,7 @@
         <w:ind w:left="1440" w:hanging="360"/>
       </w:pPr>
       <w:rPr>
-        <w:rFonts w:ascii="Courier New" w:hAnsi="Courier New" w:hint="default"/>
+        <w:rFonts w:hint="default" w:ascii="Courier New" w:hAnsi="Courier New"/>
         <w:sz w:val="20"/>
       </w:rPr>
     </w:lvl>
@@ -5122,7 +6079,7 @@
         <w:ind w:left="720" w:hanging="360"/>
       </w:pPr>
       <w:rPr>
-        <w:rFonts w:ascii="Symbol" w:hAnsi="Symbol" w:hint="default"/>
+        <w:rFonts w:hint="default" w:ascii="Symbol" w:hAnsi="Symbol"/>
       </w:rPr>
     </w:lvl>
     <w:lvl w:ilvl="1">
@@ -5137,7 +6094,7 @@
         <w:ind w:left="1440" w:hanging="360"/>
       </w:pPr>
       <w:rPr>
-        <w:rFonts w:ascii="Courier New" w:hAnsi="Courier New" w:hint="default"/>
+        <w:rFonts w:hint="default" w:ascii="Courier New" w:hAnsi="Courier New"/>
         <w:sz w:val="20"/>
       </w:rPr>
     </w:lvl>
@@ -5242,7 +6199,7 @@
         <w:ind w:left="720" w:hanging="360"/>
       </w:pPr>
       <w:rPr>
-        <w:rFonts w:ascii="Symbol" w:hAnsi="Symbol" w:hint="default"/>
+        <w:rFonts w:hint="default" w:ascii="Symbol" w:hAnsi="Symbol"/>
         <w:sz w:val="20"/>
       </w:rPr>
     </w:lvl>
@@ -5258,7 +6215,7 @@
         <w:ind w:left="1440" w:hanging="360"/>
       </w:pPr>
       <w:rPr>
-        <w:rFonts w:ascii="Courier New" w:hAnsi="Courier New" w:hint="default"/>
+        <w:rFonts w:hint="default" w:ascii="Courier New" w:hAnsi="Courier New"/>
         <w:sz w:val="20"/>
       </w:rPr>
     </w:lvl>
@@ -5274,7 +6231,7 @@
         <w:ind w:left="2160" w:hanging="360"/>
       </w:pPr>
       <w:rPr>
-        <w:rFonts w:ascii="Wingdings" w:hAnsi="Wingdings" w:hint="default"/>
+        <w:rFonts w:hint="default" w:ascii="Wingdings" w:hAnsi="Wingdings"/>
         <w:sz w:val="20"/>
       </w:rPr>
     </w:lvl>
@@ -5290,7 +6247,7 @@
         <w:ind w:left="2880" w:hanging="360"/>
       </w:pPr>
       <w:rPr>
-        <w:rFonts w:ascii="Wingdings" w:hAnsi="Wingdings" w:hint="default"/>
+        <w:rFonts w:hint="default" w:ascii="Wingdings" w:hAnsi="Wingdings"/>
         <w:sz w:val="20"/>
       </w:rPr>
     </w:lvl>
@@ -5306,7 +6263,7 @@
         <w:ind w:left="3600" w:hanging="360"/>
       </w:pPr>
       <w:rPr>
-        <w:rFonts w:ascii="Wingdings" w:hAnsi="Wingdings" w:hint="default"/>
+        <w:rFonts w:hint="default" w:ascii="Wingdings" w:hAnsi="Wingdings"/>
         <w:sz w:val="20"/>
       </w:rPr>
     </w:lvl>
@@ -5322,7 +6279,7 @@
         <w:ind w:left="4320" w:hanging="360"/>
       </w:pPr>
       <w:rPr>
-        <w:rFonts w:ascii="Wingdings" w:hAnsi="Wingdings" w:hint="default"/>
+        <w:rFonts w:hint="default" w:ascii="Wingdings" w:hAnsi="Wingdings"/>
         <w:sz w:val="20"/>
       </w:rPr>
     </w:lvl>
@@ -5338,7 +6295,7 @@
         <w:ind w:left="5040" w:hanging="360"/>
       </w:pPr>
       <w:rPr>
-        <w:rFonts w:ascii="Wingdings" w:hAnsi="Wingdings" w:hint="default"/>
+        <w:rFonts w:hint="default" w:ascii="Wingdings" w:hAnsi="Wingdings"/>
         <w:sz w:val="20"/>
       </w:rPr>
     </w:lvl>
@@ -5354,7 +6311,7 @@
         <w:ind w:left="5760" w:hanging="360"/>
       </w:pPr>
       <w:rPr>
-        <w:rFonts w:ascii="Wingdings" w:hAnsi="Wingdings" w:hint="default"/>
+        <w:rFonts w:hint="default" w:ascii="Wingdings" w:hAnsi="Wingdings"/>
         <w:sz w:val="20"/>
       </w:rPr>
     </w:lvl>
@@ -5370,7 +6327,7 @@
         <w:ind w:left="6480" w:hanging="360"/>
       </w:pPr>
       <w:rPr>
-        <w:rFonts w:ascii="Wingdings" w:hAnsi="Wingdings" w:hint="default"/>
+        <w:rFonts w:hint="default" w:ascii="Wingdings" w:hAnsi="Wingdings"/>
         <w:sz w:val="20"/>
       </w:rPr>
     </w:lvl>
@@ -5403,7 +6360,7 @@
         <w:ind w:left="1440" w:hanging="360"/>
       </w:pPr>
       <w:rPr>
-        <w:rFonts w:ascii="Courier New" w:hAnsi="Courier New" w:hint="default"/>
+        <w:rFonts w:hint="default" w:ascii="Courier New" w:hAnsi="Courier New"/>
         <w:sz w:val="20"/>
       </w:rPr>
     </w:lvl>
@@ -5508,7 +6465,7 @@
         <w:ind w:left="720" w:hanging="360"/>
       </w:pPr>
       <w:rPr>
-        <w:rFonts w:ascii="Symbol" w:hAnsi="Symbol" w:hint="default"/>
+        <w:rFonts w:hint="default" w:ascii="Symbol" w:hAnsi="Symbol"/>
         <w:sz w:val="20"/>
       </w:rPr>
     </w:lvl>
@@ -5524,7 +6481,7 @@
         <w:ind w:left="1440" w:hanging="360"/>
       </w:pPr>
       <w:rPr>
-        <w:rFonts w:ascii="Courier New" w:hAnsi="Courier New" w:hint="default"/>
+        <w:rFonts w:hint="default" w:ascii="Courier New" w:hAnsi="Courier New"/>
         <w:sz w:val="20"/>
       </w:rPr>
     </w:lvl>
@@ -5540,7 +6497,7 @@
         <w:ind w:left="2160" w:hanging="360"/>
       </w:pPr>
       <w:rPr>
-        <w:rFonts w:ascii="Wingdings" w:hAnsi="Wingdings" w:hint="default"/>
+        <w:rFonts w:hint="default" w:ascii="Wingdings" w:hAnsi="Wingdings"/>
         <w:sz w:val="20"/>
       </w:rPr>
     </w:lvl>
@@ -5556,7 +6513,7 @@
         <w:ind w:left="2880" w:hanging="360"/>
       </w:pPr>
       <w:rPr>
-        <w:rFonts w:ascii="Wingdings" w:hAnsi="Wingdings" w:hint="default"/>
+        <w:rFonts w:hint="default" w:ascii="Wingdings" w:hAnsi="Wingdings"/>
         <w:sz w:val="20"/>
       </w:rPr>
     </w:lvl>
@@ -5572,7 +6529,7 @@
         <w:ind w:left="3600" w:hanging="360"/>
       </w:pPr>
       <w:rPr>
-        <w:rFonts w:ascii="Wingdings" w:hAnsi="Wingdings" w:hint="default"/>
+        <w:rFonts w:hint="default" w:ascii="Wingdings" w:hAnsi="Wingdings"/>
         <w:sz w:val="20"/>
       </w:rPr>
     </w:lvl>
@@ -5588,7 +6545,7 @@
         <w:ind w:left="4320" w:hanging="360"/>
       </w:pPr>
       <w:rPr>
-        <w:rFonts w:ascii="Wingdings" w:hAnsi="Wingdings" w:hint="default"/>
+        <w:rFonts w:hint="default" w:ascii="Wingdings" w:hAnsi="Wingdings"/>
         <w:sz w:val="20"/>
       </w:rPr>
     </w:lvl>
@@ -5604,7 +6561,7 @@
         <w:ind w:left="5040" w:hanging="360"/>
       </w:pPr>
       <w:rPr>
-        <w:rFonts w:ascii="Wingdings" w:hAnsi="Wingdings" w:hint="default"/>
+        <w:rFonts w:hint="default" w:ascii="Wingdings" w:hAnsi="Wingdings"/>
         <w:sz w:val="20"/>
       </w:rPr>
     </w:lvl>
@@ -5620,7 +6577,7 @@
         <w:ind w:left="5760" w:hanging="360"/>
       </w:pPr>
       <w:rPr>
-        <w:rFonts w:ascii="Wingdings" w:hAnsi="Wingdings" w:hint="default"/>
+        <w:rFonts w:hint="default" w:ascii="Wingdings" w:hAnsi="Wingdings"/>
         <w:sz w:val="20"/>
       </w:rPr>
     </w:lvl>
@@ -5636,7 +6593,7 @@
         <w:ind w:left="6480" w:hanging="360"/>
       </w:pPr>
       <w:rPr>
-        <w:rFonts w:ascii="Wingdings" w:hAnsi="Wingdings" w:hint="default"/>
+        <w:rFonts w:hint="default" w:ascii="Wingdings" w:hAnsi="Wingdings"/>
         <w:sz w:val="20"/>
       </w:rPr>
     </w:lvl>
@@ -5669,7 +6626,7 @@
         <w:ind w:left="1440" w:hanging="360"/>
       </w:pPr>
       <w:rPr>
-        <w:rFonts w:ascii="Courier New" w:hAnsi="Courier New" w:hint="default"/>
+        <w:rFonts w:hint="default" w:ascii="Courier New" w:hAnsi="Courier New"/>
         <w:sz w:val="20"/>
       </w:rPr>
     </w:lvl>
@@ -5786,7 +6743,7 @@
         <w:ind w:left="1440" w:hanging="360"/>
       </w:pPr>
       <w:rPr>
-        <w:rFonts w:ascii="Courier New" w:hAnsi="Courier New" w:hint="default"/>
+        <w:rFonts w:hint="default" w:ascii="Courier New" w:hAnsi="Courier New"/>
         <w:sz w:val="20"/>
       </w:rPr>
     </w:lvl>
@@ -5903,7 +6860,7 @@
         <w:ind w:left="1440" w:hanging="360"/>
       </w:pPr>
       <w:rPr>
-        <w:rFonts w:ascii="Courier New" w:hAnsi="Courier New" w:hint="default"/>
+        <w:rFonts w:hint="default" w:ascii="Courier New" w:hAnsi="Courier New"/>
         <w:sz w:val="20"/>
       </w:rPr>
     </w:lvl>
@@ -6105,6 +7062,15 @@
       </w:pPr>
     </w:lvl>
   </w:abstractNum>
+  <w:num w:numId="34">
+    <w:abstractNumId w:val="33"/>
+  </w:num>
+  <w:num w:numId="33">
+    <w:abstractNumId w:val="32"/>
+  </w:num>
+  <w:num w:numId="32">
+    <w:abstractNumId w:val="31"/>
+  </w:num>
   <w:num w:numId="1" w16cid:durableId="309597764">
     <w:abstractNumId w:val="6"/>
   </w:num>
@@ -6206,7 +7172,7 @@
   <w:docDefaults>
     <w:rPrDefault>
       <w:rPr>
-        <w:rFonts w:asciiTheme="minorHAnsi" w:eastAsiaTheme="minorHAnsi" w:hAnsiTheme="minorHAnsi" w:cstheme="minorBidi"/>
+        <w:rFonts w:asciiTheme="minorHAnsi" w:hAnsiTheme="minorHAnsi" w:eastAsiaTheme="minorHAnsi" w:cstheme="minorBidi"/>
         <w:kern w:val="2"/>
         <w:sz w:val="24"/>
         <w:szCs w:val="24"/>
@@ -6223,14 +7189,14 @@
   <w:latentStyles w:defLockedState="0" w:defUIPriority="99" w:defSemiHidden="0" w:defUnhideWhenUsed="0" w:defQFormat="0" w:count="376">
     <w:lsdException w:name="Normal" w:uiPriority="0" w:qFormat="1"/>
     <w:lsdException w:name="heading 1" w:uiPriority="9" w:qFormat="1"/>
-    <w:lsdException w:name="heading 2" w:semiHidden="1" w:uiPriority="9" w:unhideWhenUsed="1" w:qFormat="1"/>
-    <w:lsdException w:name="heading 3" w:semiHidden="1" w:uiPriority="9" w:unhideWhenUsed="1" w:qFormat="1"/>
-    <w:lsdException w:name="heading 4" w:semiHidden="1" w:uiPriority="9" w:unhideWhenUsed="1" w:qFormat="1"/>
-    <w:lsdException w:name="heading 5" w:semiHidden="1" w:uiPriority="9" w:unhideWhenUsed="1" w:qFormat="1"/>
-    <w:lsdException w:name="heading 6" w:semiHidden="1" w:uiPriority="9" w:unhideWhenUsed="1" w:qFormat="1"/>
-    <w:lsdException w:name="heading 7" w:semiHidden="1" w:uiPriority="9" w:unhideWhenUsed="1" w:qFormat="1"/>
-    <w:lsdException w:name="heading 8" w:semiHidden="1" w:uiPriority="9" w:unhideWhenUsed="1" w:qFormat="1"/>
-    <w:lsdException w:name="heading 9" w:semiHidden="1" w:uiPriority="9" w:unhideWhenUsed="1" w:qFormat="1"/>
+    <w:lsdException w:name="heading 2" w:uiPriority="9" w:semiHidden="1" w:unhideWhenUsed="1" w:qFormat="1"/>
+    <w:lsdException w:name="heading 3" w:uiPriority="9" w:semiHidden="1" w:unhideWhenUsed="1" w:qFormat="1"/>
+    <w:lsdException w:name="heading 4" w:uiPriority="9" w:semiHidden="1" w:unhideWhenUsed="1" w:qFormat="1"/>
+    <w:lsdException w:name="heading 5" w:uiPriority="9" w:semiHidden="1" w:unhideWhenUsed="1" w:qFormat="1"/>
+    <w:lsdException w:name="heading 6" w:uiPriority="9" w:semiHidden="1" w:unhideWhenUsed="1" w:qFormat="1"/>
+    <w:lsdException w:name="heading 7" w:uiPriority="9" w:semiHidden="1" w:unhideWhenUsed="1" w:qFormat="1"/>
+    <w:lsdException w:name="heading 8" w:uiPriority="9" w:semiHidden="1" w:unhideWhenUsed="1" w:qFormat="1"/>
+    <w:lsdException w:name="heading 9" w:uiPriority="9" w:semiHidden="1" w:unhideWhenUsed="1" w:qFormat="1"/>
     <w:lsdException w:name="index 1" w:semiHidden="1" w:unhideWhenUsed="1"/>
     <w:lsdException w:name="index 2" w:semiHidden="1" w:unhideWhenUsed="1"/>
     <w:lsdException w:name="index 3" w:semiHidden="1" w:unhideWhenUsed="1"/>
@@ -6240,22 +7206,22 @@
     <w:lsdException w:name="index 7" w:semiHidden="1" w:unhideWhenUsed="1"/>
     <w:lsdException w:name="index 8" w:semiHidden="1" w:unhideWhenUsed="1"/>
     <w:lsdException w:name="index 9" w:semiHidden="1" w:unhideWhenUsed="1"/>
-    <w:lsdException w:name="toc 1" w:semiHidden="1" w:uiPriority="39" w:unhideWhenUsed="1"/>
-    <w:lsdException w:name="toc 2" w:semiHidden="1" w:uiPriority="39" w:unhideWhenUsed="1"/>
-    <w:lsdException w:name="toc 3" w:semiHidden="1" w:uiPriority="39" w:unhideWhenUsed="1"/>
-    <w:lsdException w:name="toc 4" w:semiHidden="1" w:uiPriority="39" w:unhideWhenUsed="1"/>
-    <w:lsdException w:name="toc 5" w:semiHidden="1" w:uiPriority="39" w:unhideWhenUsed="1"/>
-    <w:lsdException w:name="toc 6" w:semiHidden="1" w:uiPriority="39" w:unhideWhenUsed="1"/>
-    <w:lsdException w:name="toc 7" w:semiHidden="1" w:uiPriority="39" w:unhideWhenUsed="1"/>
-    <w:lsdException w:name="toc 8" w:semiHidden="1" w:uiPriority="39" w:unhideWhenUsed="1"/>
-    <w:lsdException w:name="toc 9" w:semiHidden="1" w:uiPriority="39" w:unhideWhenUsed="1"/>
+    <w:lsdException w:name="toc 1" w:uiPriority="39" w:semiHidden="1" w:unhideWhenUsed="1"/>
+    <w:lsdException w:name="toc 2" w:uiPriority="39" w:semiHidden="1" w:unhideWhenUsed="1"/>
+    <w:lsdException w:name="toc 3" w:uiPriority="39" w:semiHidden="1" w:unhideWhenUsed="1"/>
+    <w:lsdException w:name="toc 4" w:uiPriority="39" w:semiHidden="1" w:unhideWhenUsed="1"/>
+    <w:lsdException w:name="toc 5" w:uiPriority="39" w:semiHidden="1" w:unhideWhenUsed="1"/>
+    <w:lsdException w:name="toc 6" w:uiPriority="39" w:semiHidden="1" w:unhideWhenUsed="1"/>
+    <w:lsdException w:name="toc 7" w:uiPriority="39" w:semiHidden="1" w:unhideWhenUsed="1"/>
+    <w:lsdException w:name="toc 8" w:uiPriority="39" w:semiHidden="1" w:unhideWhenUsed="1"/>
+    <w:lsdException w:name="toc 9" w:uiPriority="39" w:semiHidden="1" w:unhideWhenUsed="1"/>
     <w:lsdException w:name="Normal Indent" w:semiHidden="1" w:unhideWhenUsed="1"/>
     <w:lsdException w:name="footnote text" w:semiHidden="1" w:unhideWhenUsed="1"/>
     <w:lsdException w:name="annotation text" w:semiHidden="1" w:unhideWhenUsed="1"/>
     <w:lsdException w:name="header" w:semiHidden="1" w:unhideWhenUsed="1"/>
     <w:lsdException w:name="footer" w:semiHidden="1" w:unhideWhenUsed="1"/>
     <w:lsdException w:name="index heading" w:semiHidden="1" w:unhideWhenUsed="1"/>
-    <w:lsdException w:name="caption" w:semiHidden="1" w:uiPriority="35" w:unhideWhenUsed="1" w:qFormat="1"/>
+    <w:lsdException w:name="caption" w:uiPriority="35" w:semiHidden="1" w:unhideWhenUsed="1" w:qFormat="1"/>
     <w:lsdException w:name="table of figures" w:semiHidden="1" w:unhideWhenUsed="1"/>
     <w:lsdException w:name="envelope address" w:semiHidden="1" w:unhideWhenUsed="1"/>
     <w:lsdException w:name="envelope return" w:semiHidden="1" w:unhideWhenUsed="1"/>
@@ -6286,7 +7252,7 @@
     <w:lsdException w:name="Title" w:uiPriority="10" w:qFormat="1"/>
     <w:lsdException w:name="Closing" w:semiHidden="1" w:unhideWhenUsed="1"/>
     <w:lsdException w:name="Signature" w:semiHidden="1" w:unhideWhenUsed="1"/>
-    <w:lsdException w:name="Default Paragraph Font" w:semiHidden="1" w:uiPriority="1" w:unhideWhenUsed="1"/>
+    <w:lsdException w:name="Default Paragraph Font" w:uiPriority="1" w:semiHidden="1" w:unhideWhenUsed="1"/>
     <w:lsdException w:name="Body Text" w:semiHidden="1" w:unhideWhenUsed="1"/>
     <w:lsdException w:name="Body Text Indent" w:semiHidden="1" w:unhideWhenUsed="1"/>
     <w:lsdException w:name="List Continue" w:semiHidden="1" w:unhideWhenUsed="1"/>
@@ -6486,8 +7452,8 @@
     <w:lsdException w:name="Subtle Reference" w:uiPriority="31" w:qFormat="1"/>
     <w:lsdException w:name="Intense Reference" w:uiPriority="32" w:qFormat="1"/>
     <w:lsdException w:name="Book Title" w:uiPriority="33" w:qFormat="1"/>
-    <w:lsdException w:name="Bibliography" w:semiHidden="1" w:uiPriority="37" w:unhideWhenUsed="1"/>
-    <w:lsdException w:name="TOC Heading" w:semiHidden="1" w:uiPriority="39" w:unhideWhenUsed="1" w:qFormat="1"/>
+    <w:lsdException w:name="Bibliography" w:uiPriority="37" w:semiHidden="1" w:unhideWhenUsed="1"/>
+    <w:lsdException w:name="TOC Heading" w:uiPriority="39" w:semiHidden="1" w:unhideWhenUsed="1" w:qFormat="1"/>
     <w:lsdException w:name="Plain Table 1" w:uiPriority="41"/>
     <w:lsdException w:name="Plain Table 2" w:uiPriority="42"/>
     <w:lsdException w:name="Plain Table 3" w:uiPriority="43"/>
@@ -6598,7 +7564,7 @@
     <w:lsdException w:name="Unresolved Mention" w:semiHidden="1" w:unhideWhenUsed="1"/>
     <w:lsdException w:name="Smart Link" w:semiHidden="1" w:unhideWhenUsed="1"/>
   </w:latentStyles>
-  <w:style w:type="paragraph" w:default="1" w:styleId="Normal">
+  <w:style w:type="paragraph" w:styleId="Normal" w:default="1">
     <w:name w:val="Normal"/>
     <w:qFormat/>
   </w:style>
@@ -6617,7 +7583,7 @@
       <w:outlineLvl w:val="0"/>
     </w:pPr>
     <w:rPr>
-      <w:rFonts w:asciiTheme="majorHAnsi" w:eastAsiaTheme="majorEastAsia" w:hAnsiTheme="majorHAnsi" w:cstheme="majorBidi"/>
+      <w:rFonts w:asciiTheme="majorHAnsi" w:hAnsiTheme="majorHAnsi" w:eastAsiaTheme="majorEastAsia" w:cstheme="majorBidi"/>
       <w:color w:val="0F4761" w:themeColor="accent1" w:themeShade="BF"/>
       <w:sz w:val="40"/>
       <w:szCs w:val="40"/>
@@ -6640,7 +7606,7 @@
       <w:outlineLvl w:val="1"/>
     </w:pPr>
     <w:rPr>
-      <w:rFonts w:asciiTheme="majorHAnsi" w:eastAsiaTheme="majorEastAsia" w:hAnsiTheme="majorHAnsi" w:cstheme="majorBidi"/>
+      <w:rFonts w:asciiTheme="majorHAnsi" w:hAnsiTheme="majorHAnsi" w:eastAsiaTheme="majorEastAsia" w:cstheme="majorBidi"/>
       <w:color w:val="0F4761" w:themeColor="accent1" w:themeShade="BF"/>
       <w:sz w:val="32"/>
       <w:szCs w:val="32"/>
@@ -6801,13 +7767,13 @@
       <w:color w:val="272727" w:themeColor="text1" w:themeTint="D8"/>
     </w:rPr>
   </w:style>
-  <w:style w:type="character" w:default="1" w:styleId="DefaultParagraphFont">
+  <w:style w:type="character" w:styleId="DefaultParagraphFont" w:default="1">
     <w:name w:val="Default Paragraph Font"/>
     <w:uiPriority w:val="1"/>
     <w:semiHidden/>
     <w:unhideWhenUsed/>
   </w:style>
-  <w:style w:type="table" w:default="1" w:styleId="TableNormal">
+  <w:style w:type="table" w:styleId="TableNormal" w:default="1">
     <w:name w:val="Normal Table"/>
     <w:uiPriority w:val="99"/>
     <w:semiHidden/>
@@ -6822,26 +7788,26 @@
       </w:tblCellMar>
     </w:tblPr>
   </w:style>
-  <w:style w:type="numbering" w:default="1" w:styleId="NoList">
+  <w:style w:type="numbering" w:styleId="NoList" w:default="1">
     <w:name w:val="No List"/>
     <w:uiPriority w:val="99"/>
     <w:semiHidden/>
     <w:unhideWhenUsed/>
   </w:style>
-  <w:style w:type="character" w:customStyle="1" w:styleId="Heading1Char">
+  <w:style w:type="character" w:styleId="Heading1Char" w:customStyle="1">
     <w:name w:val="Heading 1 Char"/>
     <w:basedOn w:val="DefaultParagraphFont"/>
     <w:link w:val="Heading1"/>
     <w:uiPriority w:val="9"/>
     <w:rsid w:val="009B6214"/>
     <w:rPr>
-      <w:rFonts w:asciiTheme="majorHAnsi" w:eastAsiaTheme="majorEastAsia" w:hAnsiTheme="majorHAnsi" w:cstheme="majorBidi"/>
+      <w:rFonts w:asciiTheme="majorHAnsi" w:hAnsiTheme="majorHAnsi" w:eastAsiaTheme="majorEastAsia" w:cstheme="majorBidi"/>
       <w:color w:val="0F4761" w:themeColor="accent1" w:themeShade="BF"/>
       <w:sz w:val="40"/>
       <w:szCs w:val="40"/>
     </w:rPr>
   </w:style>
-  <w:style w:type="character" w:customStyle="1" w:styleId="Heading2Char">
+  <w:style w:type="character" w:styleId="Heading2Char" w:customStyle="1">
     <w:name w:val="Heading 2 Char"/>
     <w:basedOn w:val="DefaultParagraphFont"/>
     <w:link w:val="Heading2"/>
@@ -6849,13 +7815,13 @@
     <w:semiHidden/>
     <w:rsid w:val="009B6214"/>
     <w:rPr>
-      <w:rFonts w:asciiTheme="majorHAnsi" w:eastAsiaTheme="majorEastAsia" w:hAnsiTheme="majorHAnsi" w:cstheme="majorBidi"/>
+      <w:rFonts w:asciiTheme="majorHAnsi" w:hAnsiTheme="majorHAnsi" w:eastAsiaTheme="majorEastAsia" w:cstheme="majorBidi"/>
       <w:color w:val="0F4761" w:themeColor="accent1" w:themeShade="BF"/>
       <w:sz w:val="32"/>
       <w:szCs w:val="32"/>
     </w:rPr>
   </w:style>
-  <w:style w:type="character" w:customStyle="1" w:styleId="Heading3Char">
+  <w:style w:type="character" w:styleId="Heading3Char" w:customStyle="1">
     <w:name w:val="Heading 3 Char"/>
     <w:basedOn w:val="DefaultParagraphFont"/>
     <w:link w:val="Heading3"/>
@@ -6869,7 +7835,7 @@
       <w:szCs w:val="28"/>
     </w:rPr>
   </w:style>
-  <w:style w:type="character" w:customStyle="1" w:styleId="Heading4Char">
+  <w:style w:type="character" w:styleId="Heading4Char" w:customStyle="1">
     <w:name w:val="Heading 4 Char"/>
     <w:basedOn w:val="DefaultParagraphFont"/>
     <w:link w:val="Heading4"/>
@@ -6883,7 +7849,7 @@
       <w:color w:val="0F4761" w:themeColor="accent1" w:themeShade="BF"/>
     </w:rPr>
   </w:style>
-  <w:style w:type="character" w:customStyle="1" w:styleId="Heading5Char">
+  <w:style w:type="character" w:styleId="Heading5Char" w:customStyle="1">
     <w:name w:val="Heading 5 Char"/>
     <w:basedOn w:val="DefaultParagraphFont"/>
     <w:link w:val="Heading5"/>
@@ -6895,7 +7861,7 @@
       <w:color w:val="0F4761" w:themeColor="accent1" w:themeShade="BF"/>
     </w:rPr>
   </w:style>
-  <w:style w:type="character" w:customStyle="1" w:styleId="Heading6Char">
+  <w:style w:type="character" w:styleId="Heading6Char" w:customStyle="1">
     <w:name w:val="Heading 6 Char"/>
     <w:basedOn w:val="DefaultParagraphFont"/>
     <w:link w:val="Heading6"/>
@@ -6909,7 +7875,7 @@
       <w:color w:val="595959" w:themeColor="text1" w:themeTint="A6"/>
     </w:rPr>
   </w:style>
-  <w:style w:type="character" w:customStyle="1" w:styleId="Heading7Char">
+  <w:style w:type="character" w:styleId="Heading7Char" w:customStyle="1">
     <w:name w:val="Heading 7 Char"/>
     <w:basedOn w:val="DefaultParagraphFont"/>
     <w:link w:val="Heading7"/>
@@ -6921,7 +7887,7 @@
       <w:color w:val="595959" w:themeColor="text1" w:themeTint="A6"/>
     </w:rPr>
   </w:style>
-  <w:style w:type="character" w:customStyle="1" w:styleId="Heading8Char">
+  <w:style w:type="character" w:styleId="Heading8Char" w:customStyle="1">
     <w:name w:val="Heading 8 Char"/>
     <w:basedOn w:val="DefaultParagraphFont"/>
     <w:link w:val="Heading8"/>
@@ -6935,7 +7901,7 @@
       <w:color w:val="272727" w:themeColor="text1" w:themeTint="D8"/>
     </w:rPr>
   </w:style>
-  <w:style w:type="character" w:customStyle="1" w:styleId="Heading9Char">
+  <w:style w:type="character" w:styleId="Heading9Char" w:customStyle="1">
     <w:name w:val="Heading 9 Char"/>
     <w:basedOn w:val="DefaultParagraphFont"/>
     <w:link w:val="Heading9"/>
@@ -6960,21 +7926,21 @@
       <w:contextualSpacing/>
     </w:pPr>
     <w:rPr>
-      <w:rFonts w:asciiTheme="majorHAnsi" w:eastAsiaTheme="majorEastAsia" w:hAnsiTheme="majorHAnsi" w:cstheme="majorBidi"/>
+      <w:rFonts w:asciiTheme="majorHAnsi" w:hAnsiTheme="majorHAnsi" w:eastAsiaTheme="majorEastAsia" w:cstheme="majorBidi"/>
       <w:spacing w:val="-10"/>
       <w:kern w:val="28"/>
       <w:sz w:val="56"/>
       <w:szCs w:val="56"/>
     </w:rPr>
   </w:style>
-  <w:style w:type="character" w:customStyle="1" w:styleId="TitleChar">
+  <w:style w:type="character" w:styleId="TitleChar" w:customStyle="1">
     <w:name w:val="Title Char"/>
     <w:basedOn w:val="DefaultParagraphFont"/>
     <w:link w:val="Title"/>
     <w:uiPriority w:val="10"/>
     <w:rsid w:val="009B6214"/>
     <w:rPr>
-      <w:rFonts w:asciiTheme="majorHAnsi" w:eastAsiaTheme="majorEastAsia" w:hAnsiTheme="majorHAnsi" w:cstheme="majorBidi"/>
+      <w:rFonts w:asciiTheme="majorHAnsi" w:hAnsiTheme="majorHAnsi" w:eastAsiaTheme="majorEastAsia" w:cstheme="majorBidi"/>
       <w:spacing w:val="-10"/>
       <w:kern w:val="28"/>
       <w:sz w:val="56"/>
@@ -7002,7 +7968,7 @@
       <w:szCs w:val="28"/>
     </w:rPr>
   </w:style>
-  <w:style w:type="character" w:customStyle="1" w:styleId="SubtitleChar">
+  <w:style w:type="character" w:styleId="SubtitleChar" w:customStyle="1">
     <w:name w:val="Subtitle Char"/>
     <w:basedOn w:val="DefaultParagraphFont"/>
     <w:link w:val="Subtitle"/>
@@ -7034,7 +8000,7 @@
       <w:color w:val="404040" w:themeColor="text1" w:themeTint="BF"/>
     </w:rPr>
   </w:style>
-  <w:style w:type="character" w:customStyle="1" w:styleId="QuoteChar">
+  <w:style w:type="character" w:styleId="QuoteChar" w:customStyle="1">
     <w:name w:val="Quote Char"/>
     <w:basedOn w:val="DefaultParagraphFont"/>
     <w:link w:val="Quote"/>
@@ -7079,8 +8045,8 @@
     <w:rsid w:val="009B6214"/>
     <w:pPr>
       <w:pBdr>
-        <w:top w:val="single" w:sz="4" w:space="10" w:color="0F4761" w:themeColor="accent1" w:themeShade="BF"/>
-        <w:bottom w:val="single" w:sz="4" w:space="10" w:color="0F4761" w:themeColor="accent1" w:themeShade="BF"/>
+        <w:top w:val="single" w:color="0F4761" w:themeColor="accent1" w:themeShade="BF" w:sz="4" w:space="10"/>
+        <w:bottom w:val="single" w:color="0F4761" w:themeColor="accent1" w:themeShade="BF" w:sz="4" w:space="10"/>
       </w:pBdr>
       <w:spacing w:before="360" w:after="360"/>
       <w:ind w:left="864" w:right="864"/>
@@ -7092,7 +8058,7 @@
       <w:color w:val="0F4761" w:themeColor="accent1" w:themeShade="BF"/>
     </w:rPr>
   </w:style>
-  <w:style w:type="character" w:customStyle="1" w:styleId="IntenseQuoteChar">
+  <w:style w:type="character" w:styleId="IntenseQuoteChar" w:customStyle="1">
     <w:name w:val="Intense Quote Char"/>
     <w:basedOn w:val="DefaultParagraphFont"/>
     <w:link w:val="IntenseQuote"/>
@@ -7133,7 +8099,7 @@
       <w:spacing w:after="0" w:line="240" w:lineRule="auto"/>
     </w:pPr>
   </w:style>
-  <w:style w:type="character" w:customStyle="1" w:styleId="HeaderChar">
+  <w:style w:type="character" w:styleId="HeaderChar" w:customStyle="1">
     <w:name w:val="Header Char"/>
     <w:basedOn w:val="DefaultParagraphFont"/>
     <w:link w:val="Header"/>
@@ -7155,7 +8121,7 @@
       <w:spacing w:after="0" w:line="240" w:lineRule="auto"/>
     </w:pPr>
   </w:style>
-  <w:style w:type="character" w:customStyle="1" w:styleId="FooterChar">
+  <w:style w:type="character" w:styleId="FooterChar" w:customStyle="1">
     <w:name w:val="Footer Char"/>
     <w:basedOn w:val="DefaultParagraphFont"/>
     <w:link w:val="Footer"/>
@@ -7166,7 +8132,7 @@
 </file>
 
 <file path=word/theme/theme1.xml><?xml version="1.0" encoding="utf-8"?>
-<a:theme xmlns:a="http://schemas.openxmlformats.org/drawingml/2006/main" name="Office Theme">
+<a:theme xmlns:a="http://schemas.openxmlformats.org/drawingml/2006/main" xmlns:thm15="http://schemas.microsoft.com/office/thememl/2012/main" name="Office Theme">
   <a:themeElements>
     <a:clrScheme name="Office">
       <a:dk1>
